--- a/附件四_富宇大境共用設施無依賴切結與生活垃圾自行清運承諾書.docx
+++ b/附件四_富宇大境共用設施無依賴切結與生活垃圾自行清運承諾書.docx
@@ -11,7 +11,7 @@
         <w:rPr>
           <w:rFonts w:ascii="PingFang TC" w:hAnsi="PingFang TC"/>
           <w:b/>
-          <w:color w:val="A83212"/>
+          <w:color w:val="B8860B"/>
           <w:sz w:val="32"/>
         </w:rPr>
         <w:t>【附件四】富宇大境（A2 區）全體區分所有權人</w:t>
@@ -164,13 +164,14 @@
               <w:left w:w="80" w:type="dxa"/>
               <w:right w:w="80" w:type="dxa"/>
             </w:tcMar>
+            <w:shd w:fill="1A1D20"/>
           </w:tcPr>
           <w:p>
             <w:r>
               <w:rPr>
                 <w:rFonts w:ascii="PingFang TC" w:hAnsi="PingFang TC"/>
                 <w:b/>
-                <w:color w:val="FFFFFF"/>
+                <w:color w:val="D4AF37"/>
                 <w:sz w:val="17"/>
               </w:rPr>
               <w:t>戶號門牌</w:t>
@@ -187,13 +188,14 @@
               <w:left w:w="80" w:type="dxa"/>
               <w:right w:w="80" w:type="dxa"/>
             </w:tcMar>
+            <w:shd w:fill="1A1D20"/>
           </w:tcPr>
           <w:p>
             <w:r>
               <w:rPr>
                 <w:rFonts w:ascii="PingFang TC" w:hAnsi="PingFang TC"/>
                 <w:b/>
-                <w:color w:val="FFFFFF"/>
+                <w:color w:val="D4AF37"/>
                 <w:sz w:val="17"/>
               </w:rPr>
               <w:t>區權人姓名</w:t>
@@ -210,13 +212,14 @@
               <w:left w:w="80" w:type="dxa"/>
               <w:right w:w="80" w:type="dxa"/>
             </w:tcMar>
+            <w:shd w:fill="1A1D20"/>
           </w:tcPr>
           <w:p>
             <w:r>
               <w:rPr>
                 <w:rFonts w:ascii="PingFang TC" w:hAnsi="PingFang TC"/>
                 <w:b/>
-                <w:color w:val="FFFFFF"/>
+                <w:color w:val="D4AF37"/>
                 <w:sz w:val="17"/>
               </w:rPr>
               <w:t>聯絡電話</w:t>
@@ -233,13 +236,14 @@
               <w:left w:w="80" w:type="dxa"/>
               <w:right w:w="80" w:type="dxa"/>
             </w:tcMar>
+            <w:shd w:fill="1A1D20"/>
           </w:tcPr>
           <w:p>
             <w:r>
               <w:rPr>
                 <w:rFonts w:ascii="PingFang TC" w:hAnsi="PingFang TC"/>
                 <w:b/>
-                <w:color w:val="FFFFFF"/>
+                <w:color w:val="D4AF37"/>
                 <w:sz w:val="17"/>
               </w:rPr>
               <w:t>親筆簽名</w:t>
@@ -256,13 +260,14 @@
               <w:left w:w="80" w:type="dxa"/>
               <w:right w:w="80" w:type="dxa"/>
             </w:tcMar>
+            <w:shd w:fill="1A1D20"/>
           </w:tcPr>
           <w:p>
             <w:r>
               <w:rPr>
                 <w:rFonts w:ascii="PingFang TC" w:hAnsi="PingFang TC"/>
                 <w:b/>
-                <w:color w:val="FFFFFF"/>
+                <w:color w:val="D4AF37"/>
                 <w:sz w:val="17"/>
               </w:rPr>
               <w:t>印鑑蓋章</w:t>
@@ -281,6 +286,7 @@
               <w:left w:w="80" w:type="dxa"/>
               <w:right w:w="80" w:type="dxa"/>
             </w:tcMar>
+            <w:shd w:fill="FFFDF5"/>
           </w:tcPr>
           <w:p>
             <w:r>
@@ -304,6 +310,7 @@
               <w:left w:w="80" w:type="dxa"/>
               <w:right w:w="80" w:type="dxa"/>
             </w:tcMar>
+            <w:shd w:fill="FFFDF5"/>
           </w:tcPr>
           <w:p/>
         </w:tc>
@@ -317,6 +324,7 @@
               <w:left w:w="80" w:type="dxa"/>
               <w:right w:w="80" w:type="dxa"/>
             </w:tcMar>
+            <w:shd w:fill="FFFDF5"/>
           </w:tcPr>
           <w:p/>
         </w:tc>
@@ -330,6 +338,7 @@
               <w:left w:w="80" w:type="dxa"/>
               <w:right w:w="80" w:type="dxa"/>
             </w:tcMar>
+            <w:shd w:fill="FFFDF5"/>
           </w:tcPr>
           <w:p/>
         </w:tc>
@@ -343,6 +352,7 @@
               <w:left w:w="80" w:type="dxa"/>
               <w:right w:w="80" w:type="dxa"/>
             </w:tcMar>
+            <w:shd w:fill="FFFDF5"/>
           </w:tcPr>
           <w:p/>
         </w:tc>
@@ -358,6 +368,7 @@
               <w:left w:w="80" w:type="dxa"/>
               <w:right w:w="80" w:type="dxa"/>
             </w:tcMar>
+            <w:shd w:fill="FAF8F2"/>
           </w:tcPr>
           <w:p>
             <w:r>
@@ -381,6 +392,7 @@
               <w:left w:w="80" w:type="dxa"/>
               <w:right w:w="80" w:type="dxa"/>
             </w:tcMar>
+            <w:shd w:fill="FAF8F2"/>
           </w:tcPr>
           <w:p/>
         </w:tc>
@@ -394,6 +406,7 @@
               <w:left w:w="80" w:type="dxa"/>
               <w:right w:w="80" w:type="dxa"/>
             </w:tcMar>
+            <w:shd w:fill="FAF8F2"/>
           </w:tcPr>
           <w:p/>
         </w:tc>
@@ -407,6 +420,7 @@
               <w:left w:w="80" w:type="dxa"/>
               <w:right w:w="80" w:type="dxa"/>
             </w:tcMar>
+            <w:shd w:fill="FAF8F2"/>
           </w:tcPr>
           <w:p/>
         </w:tc>
@@ -420,6 +434,7 @@
               <w:left w:w="80" w:type="dxa"/>
               <w:right w:w="80" w:type="dxa"/>
             </w:tcMar>
+            <w:shd w:fill="FAF8F2"/>
           </w:tcPr>
           <w:p/>
         </w:tc>
@@ -435,6 +450,7 @@
               <w:left w:w="80" w:type="dxa"/>
               <w:right w:w="80" w:type="dxa"/>
             </w:tcMar>
+            <w:shd w:fill="FFFDF5"/>
           </w:tcPr>
           <w:p>
             <w:r>
@@ -458,6 +474,7 @@
               <w:left w:w="80" w:type="dxa"/>
               <w:right w:w="80" w:type="dxa"/>
             </w:tcMar>
+            <w:shd w:fill="FFFDF5"/>
           </w:tcPr>
           <w:p/>
         </w:tc>
@@ -471,6 +488,7 @@
               <w:left w:w="80" w:type="dxa"/>
               <w:right w:w="80" w:type="dxa"/>
             </w:tcMar>
+            <w:shd w:fill="FFFDF5"/>
           </w:tcPr>
           <w:p/>
         </w:tc>
@@ -484,6 +502,7 @@
               <w:left w:w="80" w:type="dxa"/>
               <w:right w:w="80" w:type="dxa"/>
             </w:tcMar>
+            <w:shd w:fill="FFFDF5"/>
           </w:tcPr>
           <w:p/>
         </w:tc>
@@ -497,6 +516,7 @@
               <w:left w:w="80" w:type="dxa"/>
               <w:right w:w="80" w:type="dxa"/>
             </w:tcMar>
+            <w:shd w:fill="FFFDF5"/>
           </w:tcPr>
           <w:p/>
         </w:tc>
@@ -512,6 +532,7 @@
               <w:left w:w="80" w:type="dxa"/>
               <w:right w:w="80" w:type="dxa"/>
             </w:tcMar>
+            <w:shd w:fill="FAF8F2"/>
           </w:tcPr>
           <w:p>
             <w:r>
@@ -535,6 +556,7 @@
               <w:left w:w="80" w:type="dxa"/>
               <w:right w:w="80" w:type="dxa"/>
             </w:tcMar>
+            <w:shd w:fill="FAF8F2"/>
           </w:tcPr>
           <w:p/>
         </w:tc>
@@ -548,6 +570,7 @@
               <w:left w:w="80" w:type="dxa"/>
               <w:right w:w="80" w:type="dxa"/>
             </w:tcMar>
+            <w:shd w:fill="FAF8F2"/>
           </w:tcPr>
           <w:p/>
         </w:tc>
@@ -561,6 +584,7 @@
               <w:left w:w="80" w:type="dxa"/>
               <w:right w:w="80" w:type="dxa"/>
             </w:tcMar>
+            <w:shd w:fill="FAF8F2"/>
           </w:tcPr>
           <w:p/>
         </w:tc>
@@ -574,6 +598,7 @@
               <w:left w:w="80" w:type="dxa"/>
               <w:right w:w="80" w:type="dxa"/>
             </w:tcMar>
+            <w:shd w:fill="FAF8F2"/>
           </w:tcPr>
           <w:p/>
         </w:tc>
@@ -589,6 +614,7 @@
               <w:left w:w="80" w:type="dxa"/>
               <w:right w:w="80" w:type="dxa"/>
             </w:tcMar>
+            <w:shd w:fill="FFFDF5"/>
           </w:tcPr>
           <w:p>
             <w:r>
@@ -612,6 +638,7 @@
               <w:left w:w="80" w:type="dxa"/>
               <w:right w:w="80" w:type="dxa"/>
             </w:tcMar>
+            <w:shd w:fill="FFFDF5"/>
           </w:tcPr>
           <w:p/>
         </w:tc>
@@ -625,6 +652,7 @@
               <w:left w:w="80" w:type="dxa"/>
               <w:right w:w="80" w:type="dxa"/>
             </w:tcMar>
+            <w:shd w:fill="FFFDF5"/>
           </w:tcPr>
           <w:p/>
         </w:tc>
@@ -638,6 +666,7 @@
               <w:left w:w="80" w:type="dxa"/>
               <w:right w:w="80" w:type="dxa"/>
             </w:tcMar>
+            <w:shd w:fill="FFFDF5"/>
           </w:tcPr>
           <w:p/>
         </w:tc>
@@ -651,6 +680,7 @@
               <w:left w:w="80" w:type="dxa"/>
               <w:right w:w="80" w:type="dxa"/>
             </w:tcMar>
+            <w:shd w:fill="FFFDF5"/>
           </w:tcPr>
           <w:p/>
         </w:tc>
@@ -666,6 +696,7 @@
               <w:left w:w="80" w:type="dxa"/>
               <w:right w:w="80" w:type="dxa"/>
             </w:tcMar>
+            <w:shd w:fill="FAF8F2"/>
           </w:tcPr>
           <w:p>
             <w:r>
@@ -689,6 +720,7 @@
               <w:left w:w="80" w:type="dxa"/>
               <w:right w:w="80" w:type="dxa"/>
             </w:tcMar>
+            <w:shd w:fill="FAF8F2"/>
           </w:tcPr>
           <w:p/>
         </w:tc>
@@ -702,6 +734,7 @@
               <w:left w:w="80" w:type="dxa"/>
               <w:right w:w="80" w:type="dxa"/>
             </w:tcMar>
+            <w:shd w:fill="FAF8F2"/>
           </w:tcPr>
           <w:p/>
         </w:tc>
@@ -715,6 +748,7 @@
               <w:left w:w="80" w:type="dxa"/>
               <w:right w:w="80" w:type="dxa"/>
             </w:tcMar>
+            <w:shd w:fill="FAF8F2"/>
           </w:tcPr>
           <w:p/>
         </w:tc>
@@ -728,6 +762,7 @@
               <w:left w:w="80" w:type="dxa"/>
               <w:right w:w="80" w:type="dxa"/>
             </w:tcMar>
+            <w:shd w:fill="FAF8F2"/>
           </w:tcPr>
           <w:p/>
         </w:tc>
@@ -767,13 +802,50 @@
       <w:pStyle w:val="Footer"/>
       <w:jc w:val="center"/>
     </w:pPr>
+    <w:r/>
     <w:r>
       <w:rPr>
         <w:rFonts w:ascii="PingFang TC" w:hAnsi="PingFang TC"/>
-        <w:color w:val="718096"/>
+        <w:color w:val="8C8273"/>
         <w:sz w:val="17"/>
       </w:rPr>
-      <w:t>專案編制作證：Howard Liao Ph.D.  ｜  富宇大境（A2 區）獨立分割法定卷宗</w:t>
+      <w:t xml:space="preserve">報告人：Howard Liao Ph.D.  ｜  克林姆金色典藏版  ｜  第 </w:t>
+    </w:r>
+    <w:fldSimple w:instr="PAGE">
+      <w:r>
+        <w:rPr>
+          <w:rFonts w:ascii="PingFang TC" w:eastAsia="PingFang TC"/>
+          <w:sz w:val="17"/>
+          <w:color w:val="8C8273"/>
+        </w:rPr>
+        <w:t>1</w:t>
+      </w:r>
+    </w:fldSimple>
+    <w:r>
+      <w:rPr>
+        <w:rFonts w:ascii="PingFang TC" w:hAnsi="PingFang TC"/>
+        <w:color w:val="8C8273"/>
+        <w:sz w:val="17"/>
+      </w:rPr>
+      <w:t xml:space="preserve"> 頁  /  共 </w:t>
+    </w:r>
+    <w:fldSimple w:instr="NUMPAGES">
+      <w:r>
+        <w:rPr>
+          <w:rFonts w:ascii="PingFang TC" w:eastAsia="PingFang TC"/>
+          <w:sz w:val="17"/>
+          <w:color w:val="8C8273"/>
+        </w:rPr>
+        <w:t>1</w:t>
+      </w:r>
+    </w:fldSimple>
+    <w:r>
+      <w:rPr>
+        <w:rFonts w:ascii="PingFang TC" w:hAnsi="PingFang TC"/>
+        <w:color w:val="8C8273"/>
+        <w:sz w:val="17"/>
+      </w:rPr>
+      <w:t xml:space="preserve"> 頁</w:t>
     </w:r>
   </w:p>
 </w:ftr>

--- a/附件四_富宇大境共用設施無依賴切結與生活垃圾自行清運承諾書.docx
+++ b/附件四_富宇大境共用設施無依賴切結與生活垃圾自行清運承諾書.docx
@@ -802,7 +802,6 @@
       <w:pStyle w:val="Footer"/>
       <w:jc w:val="center"/>
     </w:pPr>
-    <w:r/>
     <w:r>
       <w:rPr>
         <w:rFonts w:ascii="PingFang TC" w:hAnsi="PingFang TC"/>

--- a/附件四_富宇大境共用設施無依賴切結與生活垃圾自行清運承諾書.docx
+++ b/附件四_富宇大境共用設施無依賴切結與生活垃圾自行清運承諾書.docx
@@ -100,7 +100,7 @@
           <w:color w:val="2D3748"/>
           <w:sz w:val="18"/>
         </w:rPr>
-        <w:t>本區 6 戶出入直接銜接龍社路，無通行富宇大地內部私設巷道（628、642巷）之需求，亦無使用貨櫃屋管理室、流動廁所或兒童遊樂設施之事實。本區公共水電與給排水設施邊界獨立，完全符合《公寓大廈管理條例》第 26 條第 1 項「得各自獨立使用」之法律要件。</w:t>
+        <w:t>本區 6 戶出入直接銜接龍社路，無通行富宇大地內部私設巷道（如 642 巷等）之需求，亦無使用貨櫃屋管理室、流動廁所或兒童遊樂設施之事實。本區公共水電與給排水設施邊界獨立，完全符合《公寓大廈管理條例》第 26 條第 1 項「得各自獨立使用」之法律要件。</w:t>
       </w:r>
     </w:p>
     <w:p>
@@ -296,7 +296,7 @@
                 <w:color w:val="A83212"/>
                 <w:sz w:val="18"/>
               </w:rPr>
-              <w:t>龍社路 595 號</w:t>
+              <w:t>龍社路 593 號</w:t>
             </w:r>
           </w:p>
         </w:tc>
@@ -378,7 +378,7 @@
                 <w:color w:val="A83212"/>
                 <w:sz w:val="18"/>
               </w:rPr>
-              <w:t>龍社路 597 號</w:t>
+              <w:t>龍社路 595 號</w:t>
             </w:r>
           </w:p>
         </w:tc>
@@ -460,7 +460,7 @@
                 <w:color w:val="A83212"/>
                 <w:sz w:val="18"/>
               </w:rPr>
-              <w:t>龍社路 599 號</w:t>
+              <w:t>龍社路 597 號</w:t>
             </w:r>
           </w:p>
         </w:tc>
@@ -542,7 +542,7 @@
                 <w:color w:val="A83212"/>
                 <w:sz w:val="18"/>
               </w:rPr>
-              <w:t>龍社路 601 號</w:t>
+              <w:t>龍社路 599 號</w:t>
             </w:r>
           </w:p>
         </w:tc>
@@ -624,7 +624,7 @@
                 <w:color w:val="A83212"/>
                 <w:sz w:val="18"/>
               </w:rPr>
-              <w:t>龍社路 603 號</w:t>
+              <w:t>龍社路 601 號</w:t>
             </w:r>
           </w:p>
         </w:tc>
@@ -706,7 +706,7 @@
                 <w:color w:val="A83212"/>
                 <w:sz w:val="18"/>
               </w:rPr>
-              <w:t>龍社路 605 號</w:t>
+              <w:t>龍社路 603 號</w:t>
             </w:r>
           </w:p>
         </w:tc>

--- a/附件四_富宇大境共用設施無依賴切結與生活垃圾自行清運承諾書.docx
+++ b/附件四_富宇大境共用設施無依賴切結與生活垃圾自行清運承諾書.docx
@@ -165,6 +165,7 @@
               <w:right w:w="80" w:type="dxa"/>
             </w:tcMar>
             <w:shd w:fill="1A1D20"/>
+            <w:shd w:fill="1A1D20"/>
           </w:tcPr>
           <w:p>
             <w:r>
@@ -188,6 +189,7 @@
               <w:left w:w="80" w:type="dxa"/>
               <w:right w:w="80" w:type="dxa"/>
             </w:tcMar>
+            <w:shd w:fill="1A1D20"/>
             <w:shd w:fill="1A1D20"/>
           </w:tcPr>
           <w:p>
@@ -213,6 +215,7 @@
               <w:right w:w="80" w:type="dxa"/>
             </w:tcMar>
             <w:shd w:fill="1A1D20"/>
+            <w:shd w:fill="1A1D20"/>
           </w:tcPr>
           <w:p>
             <w:r>
@@ -237,6 +240,7 @@
               <w:right w:w="80" w:type="dxa"/>
             </w:tcMar>
             <w:shd w:fill="1A1D20"/>
+            <w:shd w:fill="1A1D20"/>
           </w:tcPr>
           <w:p>
             <w:r>
@@ -260,6 +264,7 @@
               <w:left w:w="80" w:type="dxa"/>
               <w:right w:w="80" w:type="dxa"/>
             </w:tcMar>
+            <w:shd w:fill="1A1D20"/>
             <w:shd w:fill="1A1D20"/>
           </w:tcPr>
           <w:p>
@@ -287,6 +292,7 @@
               <w:right w:w="80" w:type="dxa"/>
             </w:tcMar>
             <w:shd w:fill="FFFDF5"/>
+            <w:shd w:fill="FFFDF5"/>
           </w:tcPr>
           <w:p>
             <w:r>
@@ -311,6 +317,7 @@
               <w:right w:w="80" w:type="dxa"/>
             </w:tcMar>
             <w:shd w:fill="FFFDF5"/>
+            <w:shd w:fill="FFFDF5"/>
           </w:tcPr>
           <w:p/>
         </w:tc>
@@ -324,6 +331,7 @@
               <w:left w:w="80" w:type="dxa"/>
               <w:right w:w="80" w:type="dxa"/>
             </w:tcMar>
+            <w:shd w:fill="FFFDF5"/>
             <w:shd w:fill="FFFDF5"/>
           </w:tcPr>
           <w:p/>
@@ -339,6 +347,7 @@
               <w:right w:w="80" w:type="dxa"/>
             </w:tcMar>
             <w:shd w:fill="FFFDF5"/>
+            <w:shd w:fill="FFFDF5"/>
           </w:tcPr>
           <w:p/>
         </w:tc>
@@ -352,6 +361,7 @@
               <w:left w:w="80" w:type="dxa"/>
               <w:right w:w="80" w:type="dxa"/>
             </w:tcMar>
+            <w:shd w:fill="FFFDF5"/>
             <w:shd w:fill="FFFDF5"/>
           </w:tcPr>
           <w:p/>
@@ -368,6 +378,7 @@
               <w:left w:w="80" w:type="dxa"/>
               <w:right w:w="80" w:type="dxa"/>
             </w:tcMar>
+            <w:shd w:fill="FAF8F2"/>
             <w:shd w:fill="FAF8F2"/>
           </w:tcPr>
           <w:p>
@@ -393,6 +404,7 @@
               <w:right w:w="80" w:type="dxa"/>
             </w:tcMar>
             <w:shd w:fill="FAF8F2"/>
+            <w:shd w:fill="FAF8F2"/>
           </w:tcPr>
           <w:p/>
         </w:tc>
@@ -406,6 +418,7 @@
               <w:left w:w="80" w:type="dxa"/>
               <w:right w:w="80" w:type="dxa"/>
             </w:tcMar>
+            <w:shd w:fill="FAF8F2"/>
             <w:shd w:fill="FAF8F2"/>
           </w:tcPr>
           <w:p/>
@@ -421,6 +434,7 @@
               <w:right w:w="80" w:type="dxa"/>
             </w:tcMar>
             <w:shd w:fill="FAF8F2"/>
+            <w:shd w:fill="FAF8F2"/>
           </w:tcPr>
           <w:p/>
         </w:tc>
@@ -434,6 +448,7 @@
               <w:left w:w="80" w:type="dxa"/>
               <w:right w:w="80" w:type="dxa"/>
             </w:tcMar>
+            <w:shd w:fill="FAF8F2"/>
             <w:shd w:fill="FAF8F2"/>
           </w:tcPr>
           <w:p/>
@@ -450,6 +465,7 @@
               <w:left w:w="80" w:type="dxa"/>
               <w:right w:w="80" w:type="dxa"/>
             </w:tcMar>
+            <w:shd w:fill="FFFDF5"/>
             <w:shd w:fill="FFFDF5"/>
           </w:tcPr>
           <w:p>
@@ -475,6 +491,7 @@
               <w:right w:w="80" w:type="dxa"/>
             </w:tcMar>
             <w:shd w:fill="FFFDF5"/>
+            <w:shd w:fill="FFFDF5"/>
           </w:tcPr>
           <w:p/>
         </w:tc>
@@ -488,6 +505,7 @@
               <w:left w:w="80" w:type="dxa"/>
               <w:right w:w="80" w:type="dxa"/>
             </w:tcMar>
+            <w:shd w:fill="FFFDF5"/>
             <w:shd w:fill="FFFDF5"/>
           </w:tcPr>
           <w:p/>
@@ -503,6 +521,7 @@
               <w:right w:w="80" w:type="dxa"/>
             </w:tcMar>
             <w:shd w:fill="FFFDF5"/>
+            <w:shd w:fill="FFFDF5"/>
           </w:tcPr>
           <w:p/>
         </w:tc>
@@ -516,6 +535,7 @@
               <w:left w:w="80" w:type="dxa"/>
               <w:right w:w="80" w:type="dxa"/>
             </w:tcMar>
+            <w:shd w:fill="FFFDF5"/>
             <w:shd w:fill="FFFDF5"/>
           </w:tcPr>
           <w:p/>
@@ -532,6 +552,7 @@
               <w:left w:w="80" w:type="dxa"/>
               <w:right w:w="80" w:type="dxa"/>
             </w:tcMar>
+            <w:shd w:fill="FAF8F2"/>
             <w:shd w:fill="FAF8F2"/>
           </w:tcPr>
           <w:p>
@@ -557,6 +578,7 @@
               <w:right w:w="80" w:type="dxa"/>
             </w:tcMar>
             <w:shd w:fill="FAF8F2"/>
+            <w:shd w:fill="FAF8F2"/>
           </w:tcPr>
           <w:p/>
         </w:tc>
@@ -570,6 +592,7 @@
               <w:left w:w="80" w:type="dxa"/>
               <w:right w:w="80" w:type="dxa"/>
             </w:tcMar>
+            <w:shd w:fill="FAF8F2"/>
             <w:shd w:fill="FAF8F2"/>
           </w:tcPr>
           <w:p/>
@@ -585,6 +608,7 @@
               <w:right w:w="80" w:type="dxa"/>
             </w:tcMar>
             <w:shd w:fill="FAF8F2"/>
+            <w:shd w:fill="FAF8F2"/>
           </w:tcPr>
           <w:p/>
         </w:tc>
@@ -598,6 +622,7 @@
               <w:left w:w="80" w:type="dxa"/>
               <w:right w:w="80" w:type="dxa"/>
             </w:tcMar>
+            <w:shd w:fill="FAF8F2"/>
             <w:shd w:fill="FAF8F2"/>
           </w:tcPr>
           <w:p/>
@@ -614,6 +639,7 @@
               <w:left w:w="80" w:type="dxa"/>
               <w:right w:w="80" w:type="dxa"/>
             </w:tcMar>
+            <w:shd w:fill="FFFDF5"/>
             <w:shd w:fill="FFFDF5"/>
           </w:tcPr>
           <w:p>
@@ -639,6 +665,7 @@
               <w:right w:w="80" w:type="dxa"/>
             </w:tcMar>
             <w:shd w:fill="FFFDF5"/>
+            <w:shd w:fill="FFFDF5"/>
           </w:tcPr>
           <w:p/>
         </w:tc>
@@ -652,6 +679,7 @@
               <w:left w:w="80" w:type="dxa"/>
               <w:right w:w="80" w:type="dxa"/>
             </w:tcMar>
+            <w:shd w:fill="FFFDF5"/>
             <w:shd w:fill="FFFDF5"/>
           </w:tcPr>
           <w:p/>
@@ -667,6 +695,7 @@
               <w:right w:w="80" w:type="dxa"/>
             </w:tcMar>
             <w:shd w:fill="FFFDF5"/>
+            <w:shd w:fill="FFFDF5"/>
           </w:tcPr>
           <w:p/>
         </w:tc>
@@ -680,6 +709,7 @@
               <w:left w:w="80" w:type="dxa"/>
               <w:right w:w="80" w:type="dxa"/>
             </w:tcMar>
+            <w:shd w:fill="FFFDF5"/>
             <w:shd w:fill="FFFDF5"/>
           </w:tcPr>
           <w:p/>
@@ -696,6 +726,7 @@
               <w:left w:w="80" w:type="dxa"/>
               <w:right w:w="80" w:type="dxa"/>
             </w:tcMar>
+            <w:shd w:fill="FAF8F2"/>
             <w:shd w:fill="FAF8F2"/>
           </w:tcPr>
           <w:p>
@@ -721,6 +752,7 @@
               <w:right w:w="80" w:type="dxa"/>
             </w:tcMar>
             <w:shd w:fill="FAF8F2"/>
+            <w:shd w:fill="FAF8F2"/>
           </w:tcPr>
           <w:p/>
         </w:tc>
@@ -734,6 +766,7 @@
               <w:left w:w="80" w:type="dxa"/>
               <w:right w:w="80" w:type="dxa"/>
             </w:tcMar>
+            <w:shd w:fill="FAF8F2"/>
             <w:shd w:fill="FAF8F2"/>
           </w:tcPr>
           <w:p/>
@@ -749,6 +782,7 @@
               <w:right w:w="80" w:type="dxa"/>
             </w:tcMar>
             <w:shd w:fill="FAF8F2"/>
+            <w:shd w:fill="FAF8F2"/>
           </w:tcPr>
           <w:p/>
         </w:tc>
@@ -762,6 +796,7 @@
               <w:left w:w="80" w:type="dxa"/>
               <w:right w:w="80" w:type="dxa"/>
             </w:tcMar>
+            <w:shd w:fill="FAF8F2"/>
             <w:shd w:fill="FAF8F2"/>
           </w:tcPr>
           <w:p/>
@@ -808,7 +843,7 @@
         <w:color w:val="8C8273"/>
         <w:sz w:val="17"/>
       </w:rPr>
-      <w:t xml:space="preserve">報告人：Howard Liao Ph.D.  ｜  克林姆金色典藏版  ｜  第 </w:t>
+      <w:t xml:space="preserve">報告人：Howard Liao Ph.D.  ｜  第 </w:t>
     </w:r>
     <w:fldSimple w:instr="PAGE">
       <w:r>

--- a/附件四_富宇大境共用設施無依賴切結與生活垃圾自行清運承諾書.docx
+++ b/附件四_富宇大境共用設施無依賴切結與生活垃圾自行清運承諾書.docx
@@ -166,6 +166,7 @@
             </w:tcMar>
             <w:shd w:fill="1A1D20"/>
             <w:shd w:fill="1A1D20"/>
+            <w:shd w:fill="1A1D20"/>
           </w:tcPr>
           <w:p>
             <w:r>
@@ -189,6 +190,7 @@
               <w:left w:w="80" w:type="dxa"/>
               <w:right w:w="80" w:type="dxa"/>
             </w:tcMar>
+            <w:shd w:fill="1A1D20"/>
             <w:shd w:fill="1A1D20"/>
             <w:shd w:fill="1A1D20"/>
           </w:tcPr>
@@ -216,6 +218,7 @@
             </w:tcMar>
             <w:shd w:fill="1A1D20"/>
             <w:shd w:fill="1A1D20"/>
+            <w:shd w:fill="1A1D20"/>
           </w:tcPr>
           <w:p>
             <w:r>
@@ -241,6 +244,7 @@
             </w:tcMar>
             <w:shd w:fill="1A1D20"/>
             <w:shd w:fill="1A1D20"/>
+            <w:shd w:fill="1A1D20"/>
           </w:tcPr>
           <w:p>
             <w:r>
@@ -264,6 +268,7 @@
               <w:left w:w="80" w:type="dxa"/>
               <w:right w:w="80" w:type="dxa"/>
             </w:tcMar>
+            <w:shd w:fill="1A1D20"/>
             <w:shd w:fill="1A1D20"/>
             <w:shd w:fill="1A1D20"/>
           </w:tcPr>
@@ -293,6 +298,7 @@
             </w:tcMar>
             <w:shd w:fill="FFFDF5"/>
             <w:shd w:fill="FFFDF5"/>
+            <w:shd w:fill="FFFDF5"/>
           </w:tcPr>
           <w:p>
             <w:r>
@@ -318,6 +324,7 @@
             </w:tcMar>
             <w:shd w:fill="FFFDF5"/>
             <w:shd w:fill="FFFDF5"/>
+            <w:shd w:fill="FFFDF5"/>
           </w:tcPr>
           <w:p/>
         </w:tc>
@@ -331,6 +338,7 @@
               <w:left w:w="80" w:type="dxa"/>
               <w:right w:w="80" w:type="dxa"/>
             </w:tcMar>
+            <w:shd w:fill="FFFDF5"/>
             <w:shd w:fill="FFFDF5"/>
             <w:shd w:fill="FFFDF5"/>
           </w:tcPr>
@@ -348,6 +356,7 @@
             </w:tcMar>
             <w:shd w:fill="FFFDF5"/>
             <w:shd w:fill="FFFDF5"/>
+            <w:shd w:fill="FFFDF5"/>
           </w:tcPr>
           <w:p/>
         </w:tc>
@@ -361,6 +370,7 @@
               <w:left w:w="80" w:type="dxa"/>
               <w:right w:w="80" w:type="dxa"/>
             </w:tcMar>
+            <w:shd w:fill="FFFDF5"/>
             <w:shd w:fill="FFFDF5"/>
             <w:shd w:fill="FFFDF5"/>
           </w:tcPr>
@@ -378,6 +388,7 @@
               <w:left w:w="80" w:type="dxa"/>
               <w:right w:w="80" w:type="dxa"/>
             </w:tcMar>
+            <w:shd w:fill="FAF8F2"/>
             <w:shd w:fill="FAF8F2"/>
             <w:shd w:fill="FAF8F2"/>
           </w:tcPr>
@@ -405,6 +416,7 @@
             </w:tcMar>
             <w:shd w:fill="FAF8F2"/>
             <w:shd w:fill="FAF8F2"/>
+            <w:shd w:fill="FAF8F2"/>
           </w:tcPr>
           <w:p/>
         </w:tc>
@@ -418,6 +430,7 @@
               <w:left w:w="80" w:type="dxa"/>
               <w:right w:w="80" w:type="dxa"/>
             </w:tcMar>
+            <w:shd w:fill="FAF8F2"/>
             <w:shd w:fill="FAF8F2"/>
             <w:shd w:fill="FAF8F2"/>
           </w:tcPr>
@@ -435,6 +448,7 @@
             </w:tcMar>
             <w:shd w:fill="FAF8F2"/>
             <w:shd w:fill="FAF8F2"/>
+            <w:shd w:fill="FAF8F2"/>
           </w:tcPr>
           <w:p/>
         </w:tc>
@@ -448,6 +462,7 @@
               <w:left w:w="80" w:type="dxa"/>
               <w:right w:w="80" w:type="dxa"/>
             </w:tcMar>
+            <w:shd w:fill="FAF8F2"/>
             <w:shd w:fill="FAF8F2"/>
             <w:shd w:fill="FAF8F2"/>
           </w:tcPr>
@@ -465,6 +480,7 @@
               <w:left w:w="80" w:type="dxa"/>
               <w:right w:w="80" w:type="dxa"/>
             </w:tcMar>
+            <w:shd w:fill="FFFDF5"/>
             <w:shd w:fill="FFFDF5"/>
             <w:shd w:fill="FFFDF5"/>
           </w:tcPr>
@@ -492,6 +508,7 @@
             </w:tcMar>
             <w:shd w:fill="FFFDF5"/>
             <w:shd w:fill="FFFDF5"/>
+            <w:shd w:fill="FFFDF5"/>
           </w:tcPr>
           <w:p/>
         </w:tc>
@@ -505,6 +522,7 @@
               <w:left w:w="80" w:type="dxa"/>
               <w:right w:w="80" w:type="dxa"/>
             </w:tcMar>
+            <w:shd w:fill="FFFDF5"/>
             <w:shd w:fill="FFFDF5"/>
             <w:shd w:fill="FFFDF5"/>
           </w:tcPr>
@@ -522,6 +540,7 @@
             </w:tcMar>
             <w:shd w:fill="FFFDF5"/>
             <w:shd w:fill="FFFDF5"/>
+            <w:shd w:fill="FFFDF5"/>
           </w:tcPr>
           <w:p/>
         </w:tc>
@@ -535,6 +554,7 @@
               <w:left w:w="80" w:type="dxa"/>
               <w:right w:w="80" w:type="dxa"/>
             </w:tcMar>
+            <w:shd w:fill="FFFDF5"/>
             <w:shd w:fill="FFFDF5"/>
             <w:shd w:fill="FFFDF5"/>
           </w:tcPr>
@@ -552,6 +572,7 @@
               <w:left w:w="80" w:type="dxa"/>
               <w:right w:w="80" w:type="dxa"/>
             </w:tcMar>
+            <w:shd w:fill="FAF8F2"/>
             <w:shd w:fill="FAF8F2"/>
             <w:shd w:fill="FAF8F2"/>
           </w:tcPr>
@@ -579,6 +600,7 @@
             </w:tcMar>
             <w:shd w:fill="FAF8F2"/>
             <w:shd w:fill="FAF8F2"/>
+            <w:shd w:fill="FAF8F2"/>
           </w:tcPr>
           <w:p/>
         </w:tc>
@@ -592,6 +614,7 @@
               <w:left w:w="80" w:type="dxa"/>
               <w:right w:w="80" w:type="dxa"/>
             </w:tcMar>
+            <w:shd w:fill="FAF8F2"/>
             <w:shd w:fill="FAF8F2"/>
             <w:shd w:fill="FAF8F2"/>
           </w:tcPr>
@@ -609,6 +632,7 @@
             </w:tcMar>
             <w:shd w:fill="FAF8F2"/>
             <w:shd w:fill="FAF8F2"/>
+            <w:shd w:fill="FAF8F2"/>
           </w:tcPr>
           <w:p/>
         </w:tc>
@@ -622,6 +646,7 @@
               <w:left w:w="80" w:type="dxa"/>
               <w:right w:w="80" w:type="dxa"/>
             </w:tcMar>
+            <w:shd w:fill="FAF8F2"/>
             <w:shd w:fill="FAF8F2"/>
             <w:shd w:fill="FAF8F2"/>
           </w:tcPr>
@@ -639,6 +664,7 @@
               <w:left w:w="80" w:type="dxa"/>
               <w:right w:w="80" w:type="dxa"/>
             </w:tcMar>
+            <w:shd w:fill="FFFDF5"/>
             <w:shd w:fill="FFFDF5"/>
             <w:shd w:fill="FFFDF5"/>
           </w:tcPr>
@@ -666,6 +692,7 @@
             </w:tcMar>
             <w:shd w:fill="FFFDF5"/>
             <w:shd w:fill="FFFDF5"/>
+            <w:shd w:fill="FFFDF5"/>
           </w:tcPr>
           <w:p/>
         </w:tc>
@@ -679,6 +706,7 @@
               <w:left w:w="80" w:type="dxa"/>
               <w:right w:w="80" w:type="dxa"/>
             </w:tcMar>
+            <w:shd w:fill="FFFDF5"/>
             <w:shd w:fill="FFFDF5"/>
             <w:shd w:fill="FFFDF5"/>
           </w:tcPr>
@@ -696,6 +724,7 @@
             </w:tcMar>
             <w:shd w:fill="FFFDF5"/>
             <w:shd w:fill="FFFDF5"/>
+            <w:shd w:fill="FFFDF5"/>
           </w:tcPr>
           <w:p/>
         </w:tc>
@@ -709,6 +738,7 @@
               <w:left w:w="80" w:type="dxa"/>
               <w:right w:w="80" w:type="dxa"/>
             </w:tcMar>
+            <w:shd w:fill="FFFDF5"/>
             <w:shd w:fill="FFFDF5"/>
             <w:shd w:fill="FFFDF5"/>
           </w:tcPr>
@@ -726,6 +756,7 @@
               <w:left w:w="80" w:type="dxa"/>
               <w:right w:w="80" w:type="dxa"/>
             </w:tcMar>
+            <w:shd w:fill="FAF8F2"/>
             <w:shd w:fill="FAF8F2"/>
             <w:shd w:fill="FAF8F2"/>
           </w:tcPr>
@@ -753,6 +784,7 @@
             </w:tcMar>
             <w:shd w:fill="FAF8F2"/>
             <w:shd w:fill="FAF8F2"/>
+            <w:shd w:fill="FAF8F2"/>
           </w:tcPr>
           <w:p/>
         </w:tc>
@@ -766,6 +798,7 @@
               <w:left w:w="80" w:type="dxa"/>
               <w:right w:w="80" w:type="dxa"/>
             </w:tcMar>
+            <w:shd w:fill="FAF8F2"/>
             <w:shd w:fill="FAF8F2"/>
             <w:shd w:fill="FAF8F2"/>
           </w:tcPr>
@@ -783,6 +816,7 @@
             </w:tcMar>
             <w:shd w:fill="FAF8F2"/>
             <w:shd w:fill="FAF8F2"/>
+            <w:shd w:fill="FAF8F2"/>
           </w:tcPr>
           <w:p/>
         </w:tc>
@@ -796,6 +830,7 @@
               <w:left w:w="80" w:type="dxa"/>
               <w:right w:w="80" w:type="dxa"/>
             </w:tcMar>
+            <w:shd w:fill="FAF8F2"/>
             <w:shd w:fill="FAF8F2"/>
             <w:shd w:fill="FAF8F2"/>
           </w:tcPr>
@@ -843,7 +878,7 @@
         <w:color w:val="8C8273"/>
         <w:sz w:val="17"/>
       </w:rPr>
-      <w:t xml:space="preserve">報告人：Howard Liao Ph.D.  ｜  第 </w:t>
+      <w:t xml:space="preserve">報告人：廖倫豪  ｜  第 </w:t>
     </w:r>
     <w:fldSimple w:instr="PAGE">
       <w:r>

--- a/附件四_富宇大境共用設施無依賴切結與生活垃圾自行清運承諾書.docx
+++ b/附件四_富宇大境共用設施無依賴切結與生活垃圾自行清運承諾書.docx
@@ -167,6 +167,7 @@
             <w:shd w:fill="1A1D20"/>
             <w:shd w:fill="1A1D20"/>
             <w:shd w:fill="1A1D20"/>
+            <w:shd w:fill="1A1D20"/>
           </w:tcPr>
           <w:p>
             <w:r>
@@ -190,6 +191,7 @@
               <w:left w:w="80" w:type="dxa"/>
               <w:right w:w="80" w:type="dxa"/>
             </w:tcMar>
+            <w:shd w:fill="1A1D20"/>
             <w:shd w:fill="1A1D20"/>
             <w:shd w:fill="1A1D20"/>
             <w:shd w:fill="1A1D20"/>
@@ -219,6 +221,7 @@
             <w:shd w:fill="1A1D20"/>
             <w:shd w:fill="1A1D20"/>
             <w:shd w:fill="1A1D20"/>
+            <w:shd w:fill="1A1D20"/>
           </w:tcPr>
           <w:p>
             <w:r>
@@ -245,6 +248,7 @@
             <w:shd w:fill="1A1D20"/>
             <w:shd w:fill="1A1D20"/>
             <w:shd w:fill="1A1D20"/>
+            <w:shd w:fill="1A1D20"/>
           </w:tcPr>
           <w:p>
             <w:r>
@@ -268,6 +272,7 @@
               <w:left w:w="80" w:type="dxa"/>
               <w:right w:w="80" w:type="dxa"/>
             </w:tcMar>
+            <w:shd w:fill="1A1D20"/>
             <w:shd w:fill="1A1D20"/>
             <w:shd w:fill="1A1D20"/>
             <w:shd w:fill="1A1D20"/>
@@ -299,6 +304,7 @@
             <w:shd w:fill="FFFDF5"/>
             <w:shd w:fill="FFFDF5"/>
             <w:shd w:fill="FFFDF5"/>
+            <w:shd w:fill="FFFDF5"/>
           </w:tcPr>
           <w:p>
             <w:r>
@@ -325,6 +331,7 @@
             <w:shd w:fill="FFFDF5"/>
             <w:shd w:fill="FFFDF5"/>
             <w:shd w:fill="FFFDF5"/>
+            <w:shd w:fill="FFFDF5"/>
           </w:tcPr>
           <w:p/>
         </w:tc>
@@ -338,6 +345,7 @@
               <w:left w:w="80" w:type="dxa"/>
               <w:right w:w="80" w:type="dxa"/>
             </w:tcMar>
+            <w:shd w:fill="FFFDF5"/>
             <w:shd w:fill="FFFDF5"/>
             <w:shd w:fill="FFFDF5"/>
             <w:shd w:fill="FFFDF5"/>
@@ -357,6 +365,7 @@
             <w:shd w:fill="FFFDF5"/>
             <w:shd w:fill="FFFDF5"/>
             <w:shd w:fill="FFFDF5"/>
+            <w:shd w:fill="FFFDF5"/>
           </w:tcPr>
           <w:p/>
         </w:tc>
@@ -370,6 +379,7 @@
               <w:left w:w="80" w:type="dxa"/>
               <w:right w:w="80" w:type="dxa"/>
             </w:tcMar>
+            <w:shd w:fill="FFFDF5"/>
             <w:shd w:fill="FFFDF5"/>
             <w:shd w:fill="FFFDF5"/>
             <w:shd w:fill="FFFDF5"/>
@@ -388,6 +398,7 @@
               <w:left w:w="80" w:type="dxa"/>
               <w:right w:w="80" w:type="dxa"/>
             </w:tcMar>
+            <w:shd w:fill="FAF8F2"/>
             <w:shd w:fill="FAF8F2"/>
             <w:shd w:fill="FAF8F2"/>
             <w:shd w:fill="FAF8F2"/>
@@ -417,6 +428,7 @@
             <w:shd w:fill="FAF8F2"/>
             <w:shd w:fill="FAF8F2"/>
             <w:shd w:fill="FAF8F2"/>
+            <w:shd w:fill="FAF8F2"/>
           </w:tcPr>
           <w:p/>
         </w:tc>
@@ -430,6 +442,7 @@
               <w:left w:w="80" w:type="dxa"/>
               <w:right w:w="80" w:type="dxa"/>
             </w:tcMar>
+            <w:shd w:fill="FAF8F2"/>
             <w:shd w:fill="FAF8F2"/>
             <w:shd w:fill="FAF8F2"/>
             <w:shd w:fill="FAF8F2"/>
@@ -449,6 +462,7 @@
             <w:shd w:fill="FAF8F2"/>
             <w:shd w:fill="FAF8F2"/>
             <w:shd w:fill="FAF8F2"/>
+            <w:shd w:fill="FAF8F2"/>
           </w:tcPr>
           <w:p/>
         </w:tc>
@@ -462,6 +476,7 @@
               <w:left w:w="80" w:type="dxa"/>
               <w:right w:w="80" w:type="dxa"/>
             </w:tcMar>
+            <w:shd w:fill="FAF8F2"/>
             <w:shd w:fill="FAF8F2"/>
             <w:shd w:fill="FAF8F2"/>
             <w:shd w:fill="FAF8F2"/>
@@ -480,6 +495,7 @@
               <w:left w:w="80" w:type="dxa"/>
               <w:right w:w="80" w:type="dxa"/>
             </w:tcMar>
+            <w:shd w:fill="FFFDF5"/>
             <w:shd w:fill="FFFDF5"/>
             <w:shd w:fill="FFFDF5"/>
             <w:shd w:fill="FFFDF5"/>
@@ -509,6 +525,7 @@
             <w:shd w:fill="FFFDF5"/>
             <w:shd w:fill="FFFDF5"/>
             <w:shd w:fill="FFFDF5"/>
+            <w:shd w:fill="FFFDF5"/>
           </w:tcPr>
           <w:p/>
         </w:tc>
@@ -522,6 +539,7 @@
               <w:left w:w="80" w:type="dxa"/>
               <w:right w:w="80" w:type="dxa"/>
             </w:tcMar>
+            <w:shd w:fill="FFFDF5"/>
             <w:shd w:fill="FFFDF5"/>
             <w:shd w:fill="FFFDF5"/>
             <w:shd w:fill="FFFDF5"/>
@@ -541,6 +559,7 @@
             <w:shd w:fill="FFFDF5"/>
             <w:shd w:fill="FFFDF5"/>
             <w:shd w:fill="FFFDF5"/>
+            <w:shd w:fill="FFFDF5"/>
           </w:tcPr>
           <w:p/>
         </w:tc>
@@ -554,6 +573,7 @@
               <w:left w:w="80" w:type="dxa"/>
               <w:right w:w="80" w:type="dxa"/>
             </w:tcMar>
+            <w:shd w:fill="FFFDF5"/>
             <w:shd w:fill="FFFDF5"/>
             <w:shd w:fill="FFFDF5"/>
             <w:shd w:fill="FFFDF5"/>
@@ -572,6 +592,7 @@
               <w:left w:w="80" w:type="dxa"/>
               <w:right w:w="80" w:type="dxa"/>
             </w:tcMar>
+            <w:shd w:fill="FAF8F2"/>
             <w:shd w:fill="FAF8F2"/>
             <w:shd w:fill="FAF8F2"/>
             <w:shd w:fill="FAF8F2"/>
@@ -601,6 +622,7 @@
             <w:shd w:fill="FAF8F2"/>
             <w:shd w:fill="FAF8F2"/>
             <w:shd w:fill="FAF8F2"/>
+            <w:shd w:fill="FAF8F2"/>
           </w:tcPr>
           <w:p/>
         </w:tc>
@@ -614,6 +636,7 @@
               <w:left w:w="80" w:type="dxa"/>
               <w:right w:w="80" w:type="dxa"/>
             </w:tcMar>
+            <w:shd w:fill="FAF8F2"/>
             <w:shd w:fill="FAF8F2"/>
             <w:shd w:fill="FAF8F2"/>
             <w:shd w:fill="FAF8F2"/>
@@ -633,6 +656,7 @@
             <w:shd w:fill="FAF8F2"/>
             <w:shd w:fill="FAF8F2"/>
             <w:shd w:fill="FAF8F2"/>
+            <w:shd w:fill="FAF8F2"/>
           </w:tcPr>
           <w:p/>
         </w:tc>
@@ -646,6 +670,7 @@
               <w:left w:w="80" w:type="dxa"/>
               <w:right w:w="80" w:type="dxa"/>
             </w:tcMar>
+            <w:shd w:fill="FAF8F2"/>
             <w:shd w:fill="FAF8F2"/>
             <w:shd w:fill="FAF8F2"/>
             <w:shd w:fill="FAF8F2"/>
@@ -664,6 +689,7 @@
               <w:left w:w="80" w:type="dxa"/>
               <w:right w:w="80" w:type="dxa"/>
             </w:tcMar>
+            <w:shd w:fill="FFFDF5"/>
             <w:shd w:fill="FFFDF5"/>
             <w:shd w:fill="FFFDF5"/>
             <w:shd w:fill="FFFDF5"/>
@@ -693,6 +719,7 @@
             <w:shd w:fill="FFFDF5"/>
             <w:shd w:fill="FFFDF5"/>
             <w:shd w:fill="FFFDF5"/>
+            <w:shd w:fill="FFFDF5"/>
           </w:tcPr>
           <w:p/>
         </w:tc>
@@ -706,6 +733,7 @@
               <w:left w:w="80" w:type="dxa"/>
               <w:right w:w="80" w:type="dxa"/>
             </w:tcMar>
+            <w:shd w:fill="FFFDF5"/>
             <w:shd w:fill="FFFDF5"/>
             <w:shd w:fill="FFFDF5"/>
             <w:shd w:fill="FFFDF5"/>
@@ -725,6 +753,7 @@
             <w:shd w:fill="FFFDF5"/>
             <w:shd w:fill="FFFDF5"/>
             <w:shd w:fill="FFFDF5"/>
+            <w:shd w:fill="FFFDF5"/>
           </w:tcPr>
           <w:p/>
         </w:tc>
@@ -738,6 +767,7 @@
               <w:left w:w="80" w:type="dxa"/>
               <w:right w:w="80" w:type="dxa"/>
             </w:tcMar>
+            <w:shd w:fill="FFFDF5"/>
             <w:shd w:fill="FFFDF5"/>
             <w:shd w:fill="FFFDF5"/>
             <w:shd w:fill="FFFDF5"/>
@@ -756,6 +786,7 @@
               <w:left w:w="80" w:type="dxa"/>
               <w:right w:w="80" w:type="dxa"/>
             </w:tcMar>
+            <w:shd w:fill="FAF8F2"/>
             <w:shd w:fill="FAF8F2"/>
             <w:shd w:fill="FAF8F2"/>
             <w:shd w:fill="FAF8F2"/>
@@ -785,6 +816,7 @@
             <w:shd w:fill="FAF8F2"/>
             <w:shd w:fill="FAF8F2"/>
             <w:shd w:fill="FAF8F2"/>
+            <w:shd w:fill="FAF8F2"/>
           </w:tcPr>
           <w:p/>
         </w:tc>
@@ -798,6 +830,7 @@
               <w:left w:w="80" w:type="dxa"/>
               <w:right w:w="80" w:type="dxa"/>
             </w:tcMar>
+            <w:shd w:fill="FAF8F2"/>
             <w:shd w:fill="FAF8F2"/>
             <w:shd w:fill="FAF8F2"/>
             <w:shd w:fill="FAF8F2"/>
@@ -817,6 +850,7 @@
             <w:shd w:fill="FAF8F2"/>
             <w:shd w:fill="FAF8F2"/>
             <w:shd w:fill="FAF8F2"/>
+            <w:shd w:fill="FAF8F2"/>
           </w:tcPr>
           <w:p/>
         </w:tc>
@@ -830,6 +864,7 @@
               <w:left w:w="80" w:type="dxa"/>
               <w:right w:w="80" w:type="dxa"/>
             </w:tcMar>
+            <w:shd w:fill="FAF8F2"/>
             <w:shd w:fill="FAF8F2"/>
             <w:shd w:fill="FAF8F2"/>
             <w:shd w:fill="FAF8F2"/>

--- a/附件四_富宇大境共用設施無依賴切結與生活垃圾自行清運承諾書.docx
+++ b/附件四_富宇大境共用設施無依賴切結與生活垃圾自行清運承諾書.docx
@@ -168,6 +168,7 @@
             <w:shd w:fill="1A1D20"/>
             <w:shd w:fill="1A1D20"/>
             <w:shd w:fill="1A1D20"/>
+            <w:shd w:fill="1A1D20"/>
           </w:tcPr>
           <w:p>
             <w:r>
@@ -191,6 +192,7 @@
               <w:left w:w="80" w:type="dxa"/>
               <w:right w:w="80" w:type="dxa"/>
             </w:tcMar>
+            <w:shd w:fill="1A1D20"/>
             <w:shd w:fill="1A1D20"/>
             <w:shd w:fill="1A1D20"/>
             <w:shd w:fill="1A1D20"/>
@@ -222,6 +224,7 @@
             <w:shd w:fill="1A1D20"/>
             <w:shd w:fill="1A1D20"/>
             <w:shd w:fill="1A1D20"/>
+            <w:shd w:fill="1A1D20"/>
           </w:tcPr>
           <w:p>
             <w:r>
@@ -249,6 +252,7 @@
             <w:shd w:fill="1A1D20"/>
             <w:shd w:fill="1A1D20"/>
             <w:shd w:fill="1A1D20"/>
+            <w:shd w:fill="1A1D20"/>
           </w:tcPr>
           <w:p>
             <w:r>
@@ -272,6 +276,7 @@
               <w:left w:w="80" w:type="dxa"/>
               <w:right w:w="80" w:type="dxa"/>
             </w:tcMar>
+            <w:shd w:fill="1A1D20"/>
             <w:shd w:fill="1A1D20"/>
             <w:shd w:fill="1A1D20"/>
             <w:shd w:fill="1A1D20"/>
@@ -305,6 +310,7 @@
             <w:shd w:fill="FFFDF5"/>
             <w:shd w:fill="FFFDF5"/>
             <w:shd w:fill="FFFDF5"/>
+            <w:shd w:fill="FFFDF5"/>
           </w:tcPr>
           <w:p>
             <w:r>
@@ -332,6 +338,7 @@
             <w:shd w:fill="FFFDF5"/>
             <w:shd w:fill="FFFDF5"/>
             <w:shd w:fill="FFFDF5"/>
+            <w:shd w:fill="FFFDF5"/>
           </w:tcPr>
           <w:p/>
         </w:tc>
@@ -345,6 +352,7 @@
               <w:left w:w="80" w:type="dxa"/>
               <w:right w:w="80" w:type="dxa"/>
             </w:tcMar>
+            <w:shd w:fill="FFFDF5"/>
             <w:shd w:fill="FFFDF5"/>
             <w:shd w:fill="FFFDF5"/>
             <w:shd w:fill="FFFDF5"/>
@@ -366,6 +374,7 @@
             <w:shd w:fill="FFFDF5"/>
             <w:shd w:fill="FFFDF5"/>
             <w:shd w:fill="FFFDF5"/>
+            <w:shd w:fill="FFFDF5"/>
           </w:tcPr>
           <w:p/>
         </w:tc>
@@ -379,6 +388,7 @@
               <w:left w:w="80" w:type="dxa"/>
               <w:right w:w="80" w:type="dxa"/>
             </w:tcMar>
+            <w:shd w:fill="FFFDF5"/>
             <w:shd w:fill="FFFDF5"/>
             <w:shd w:fill="FFFDF5"/>
             <w:shd w:fill="FFFDF5"/>
@@ -398,6 +408,7 @@
               <w:left w:w="80" w:type="dxa"/>
               <w:right w:w="80" w:type="dxa"/>
             </w:tcMar>
+            <w:shd w:fill="FAF8F2"/>
             <w:shd w:fill="FAF8F2"/>
             <w:shd w:fill="FAF8F2"/>
             <w:shd w:fill="FAF8F2"/>
@@ -429,6 +440,7 @@
             <w:shd w:fill="FAF8F2"/>
             <w:shd w:fill="FAF8F2"/>
             <w:shd w:fill="FAF8F2"/>
+            <w:shd w:fill="FAF8F2"/>
           </w:tcPr>
           <w:p/>
         </w:tc>
@@ -442,6 +454,7 @@
               <w:left w:w="80" w:type="dxa"/>
               <w:right w:w="80" w:type="dxa"/>
             </w:tcMar>
+            <w:shd w:fill="FAF8F2"/>
             <w:shd w:fill="FAF8F2"/>
             <w:shd w:fill="FAF8F2"/>
             <w:shd w:fill="FAF8F2"/>
@@ -463,6 +476,7 @@
             <w:shd w:fill="FAF8F2"/>
             <w:shd w:fill="FAF8F2"/>
             <w:shd w:fill="FAF8F2"/>
+            <w:shd w:fill="FAF8F2"/>
           </w:tcPr>
           <w:p/>
         </w:tc>
@@ -476,6 +490,7 @@
               <w:left w:w="80" w:type="dxa"/>
               <w:right w:w="80" w:type="dxa"/>
             </w:tcMar>
+            <w:shd w:fill="FAF8F2"/>
             <w:shd w:fill="FAF8F2"/>
             <w:shd w:fill="FAF8F2"/>
             <w:shd w:fill="FAF8F2"/>
@@ -495,6 +510,7 @@
               <w:left w:w="80" w:type="dxa"/>
               <w:right w:w="80" w:type="dxa"/>
             </w:tcMar>
+            <w:shd w:fill="FFFDF5"/>
             <w:shd w:fill="FFFDF5"/>
             <w:shd w:fill="FFFDF5"/>
             <w:shd w:fill="FFFDF5"/>
@@ -526,6 +542,7 @@
             <w:shd w:fill="FFFDF5"/>
             <w:shd w:fill="FFFDF5"/>
             <w:shd w:fill="FFFDF5"/>
+            <w:shd w:fill="FFFDF5"/>
           </w:tcPr>
           <w:p/>
         </w:tc>
@@ -539,6 +556,7 @@
               <w:left w:w="80" w:type="dxa"/>
               <w:right w:w="80" w:type="dxa"/>
             </w:tcMar>
+            <w:shd w:fill="FFFDF5"/>
             <w:shd w:fill="FFFDF5"/>
             <w:shd w:fill="FFFDF5"/>
             <w:shd w:fill="FFFDF5"/>
@@ -560,6 +578,7 @@
             <w:shd w:fill="FFFDF5"/>
             <w:shd w:fill="FFFDF5"/>
             <w:shd w:fill="FFFDF5"/>
+            <w:shd w:fill="FFFDF5"/>
           </w:tcPr>
           <w:p/>
         </w:tc>
@@ -573,6 +592,7 @@
               <w:left w:w="80" w:type="dxa"/>
               <w:right w:w="80" w:type="dxa"/>
             </w:tcMar>
+            <w:shd w:fill="FFFDF5"/>
             <w:shd w:fill="FFFDF5"/>
             <w:shd w:fill="FFFDF5"/>
             <w:shd w:fill="FFFDF5"/>
@@ -592,6 +612,7 @@
               <w:left w:w="80" w:type="dxa"/>
               <w:right w:w="80" w:type="dxa"/>
             </w:tcMar>
+            <w:shd w:fill="FAF8F2"/>
             <w:shd w:fill="FAF8F2"/>
             <w:shd w:fill="FAF8F2"/>
             <w:shd w:fill="FAF8F2"/>
@@ -623,6 +644,7 @@
             <w:shd w:fill="FAF8F2"/>
             <w:shd w:fill="FAF8F2"/>
             <w:shd w:fill="FAF8F2"/>
+            <w:shd w:fill="FAF8F2"/>
           </w:tcPr>
           <w:p/>
         </w:tc>
@@ -636,6 +658,7 @@
               <w:left w:w="80" w:type="dxa"/>
               <w:right w:w="80" w:type="dxa"/>
             </w:tcMar>
+            <w:shd w:fill="FAF8F2"/>
             <w:shd w:fill="FAF8F2"/>
             <w:shd w:fill="FAF8F2"/>
             <w:shd w:fill="FAF8F2"/>
@@ -657,6 +680,7 @@
             <w:shd w:fill="FAF8F2"/>
             <w:shd w:fill="FAF8F2"/>
             <w:shd w:fill="FAF8F2"/>
+            <w:shd w:fill="FAF8F2"/>
           </w:tcPr>
           <w:p/>
         </w:tc>
@@ -670,6 +694,7 @@
               <w:left w:w="80" w:type="dxa"/>
               <w:right w:w="80" w:type="dxa"/>
             </w:tcMar>
+            <w:shd w:fill="FAF8F2"/>
             <w:shd w:fill="FAF8F2"/>
             <w:shd w:fill="FAF8F2"/>
             <w:shd w:fill="FAF8F2"/>
@@ -689,6 +714,7 @@
               <w:left w:w="80" w:type="dxa"/>
               <w:right w:w="80" w:type="dxa"/>
             </w:tcMar>
+            <w:shd w:fill="FFFDF5"/>
             <w:shd w:fill="FFFDF5"/>
             <w:shd w:fill="FFFDF5"/>
             <w:shd w:fill="FFFDF5"/>
@@ -720,6 +746,7 @@
             <w:shd w:fill="FFFDF5"/>
             <w:shd w:fill="FFFDF5"/>
             <w:shd w:fill="FFFDF5"/>
+            <w:shd w:fill="FFFDF5"/>
           </w:tcPr>
           <w:p/>
         </w:tc>
@@ -733,6 +760,7 @@
               <w:left w:w="80" w:type="dxa"/>
               <w:right w:w="80" w:type="dxa"/>
             </w:tcMar>
+            <w:shd w:fill="FFFDF5"/>
             <w:shd w:fill="FFFDF5"/>
             <w:shd w:fill="FFFDF5"/>
             <w:shd w:fill="FFFDF5"/>
@@ -754,6 +782,7 @@
             <w:shd w:fill="FFFDF5"/>
             <w:shd w:fill="FFFDF5"/>
             <w:shd w:fill="FFFDF5"/>
+            <w:shd w:fill="FFFDF5"/>
           </w:tcPr>
           <w:p/>
         </w:tc>
@@ -767,6 +796,7 @@
               <w:left w:w="80" w:type="dxa"/>
               <w:right w:w="80" w:type="dxa"/>
             </w:tcMar>
+            <w:shd w:fill="FFFDF5"/>
             <w:shd w:fill="FFFDF5"/>
             <w:shd w:fill="FFFDF5"/>
             <w:shd w:fill="FFFDF5"/>
@@ -786,6 +816,7 @@
               <w:left w:w="80" w:type="dxa"/>
               <w:right w:w="80" w:type="dxa"/>
             </w:tcMar>
+            <w:shd w:fill="FAF8F2"/>
             <w:shd w:fill="FAF8F2"/>
             <w:shd w:fill="FAF8F2"/>
             <w:shd w:fill="FAF8F2"/>
@@ -817,6 +848,7 @@
             <w:shd w:fill="FAF8F2"/>
             <w:shd w:fill="FAF8F2"/>
             <w:shd w:fill="FAF8F2"/>
+            <w:shd w:fill="FAF8F2"/>
           </w:tcPr>
           <w:p/>
         </w:tc>
@@ -830,6 +862,7 @@
               <w:left w:w="80" w:type="dxa"/>
               <w:right w:w="80" w:type="dxa"/>
             </w:tcMar>
+            <w:shd w:fill="FAF8F2"/>
             <w:shd w:fill="FAF8F2"/>
             <w:shd w:fill="FAF8F2"/>
             <w:shd w:fill="FAF8F2"/>
@@ -851,6 +884,7 @@
             <w:shd w:fill="FAF8F2"/>
             <w:shd w:fill="FAF8F2"/>
             <w:shd w:fill="FAF8F2"/>
+            <w:shd w:fill="FAF8F2"/>
           </w:tcPr>
           <w:p/>
         </w:tc>
@@ -864,6 +898,7 @@
               <w:left w:w="80" w:type="dxa"/>
               <w:right w:w="80" w:type="dxa"/>
             </w:tcMar>
+            <w:shd w:fill="FAF8F2"/>
             <w:shd w:fill="FAF8F2"/>
             <w:shd w:fill="FAF8F2"/>
             <w:shd w:fill="FAF8F2"/>

--- a/附件四_富宇大境共用設施無依賴切結與生活垃圾自行清運承諾書.docx
+++ b/附件四_富宇大境共用設施無依賴切結與生活垃圾自行清運承諾書.docx
@@ -11,7 +11,7 @@
         <w:rPr>
           <w:rFonts w:ascii="PingFang TC" w:hAnsi="PingFang TC"/>
           <w:b/>
-          <w:color w:val="B8860B"/>
+          <w:color w:val="A83212"/>
           <w:sz w:val="32"/>
         </w:rPr>
         <w:t>【附件四】富宇大境（A2 區）全體區分所有權人</w:t>
@@ -91,7 +91,7 @@
           <w:color w:val="A83212"/>
           <w:sz w:val="19"/>
         </w:rPr>
-        <w:t>第三條（其他公設互不依賴與通行切結）：</w:t>
+        <w:t>第三條（水電排污完全獨立與無機電依賴切結）：</w:t>
         <w:br/>
       </w:r>
       <w:r>
@@ -100,7 +100,7 @@
           <w:color w:val="2D3748"/>
           <w:sz w:val="18"/>
         </w:rPr>
-        <w:t>本區 6 戶出入直接銜接龍社路，無通行富宇大地內部私設巷道（如 642 巷等）之需求，亦無使用貨櫃屋管理室、流動廁所或兒童遊樂設施之事實。本區公共水電與給排水設施邊界獨立，完全符合《公寓大廈管理條例》第 26 條第 1 項「得各自獨立使用」之法律要件。</w:t>
+        <w:t>本區 6 戶出入直接銜接龍社路，無通行富宇大地內部私設巷道（如 642 巷等）之需求，亦無使用貨櫃屋管理室等公設。立切結書人確認：本區（A2 大境 6 戶）之自來水進水、自用電表、生活排水與化糞系統，均由台水、台電及市府幹管直供或獨立自理，完全無接入或依賴富宇大地大社區內部私設之加壓受水池、抽水馬達或排污中繼設備。本區水電與排污設施物理邊界完全獨立，完全符合《公寓大廈管理條例》第 26 條第 1 項「得各自獨立使用」之法定要件。</w:t>
       </w:r>
     </w:p>
     <w:p>
@@ -164,18 +164,13 @@
               <w:left w:w="80" w:type="dxa"/>
               <w:right w:w="80" w:type="dxa"/>
             </w:tcMar>
-            <w:shd w:fill="1A1D20"/>
-            <w:shd w:fill="1A1D20"/>
-            <w:shd w:fill="1A1D20"/>
-            <w:shd w:fill="1A1D20"/>
-            <w:shd w:fill="1A1D20"/>
           </w:tcPr>
           <w:p>
             <w:r>
               <w:rPr>
                 <w:rFonts w:ascii="PingFang TC" w:hAnsi="PingFang TC"/>
                 <w:b/>
-                <w:color w:val="D4AF37"/>
+                <w:color w:val="FFFFFF"/>
                 <w:sz w:val="17"/>
               </w:rPr>
               <w:t>戶號門牌</w:t>
@@ -192,18 +187,13 @@
               <w:left w:w="80" w:type="dxa"/>
               <w:right w:w="80" w:type="dxa"/>
             </w:tcMar>
-            <w:shd w:fill="1A1D20"/>
-            <w:shd w:fill="1A1D20"/>
-            <w:shd w:fill="1A1D20"/>
-            <w:shd w:fill="1A1D20"/>
-            <w:shd w:fill="1A1D20"/>
           </w:tcPr>
           <w:p>
             <w:r>
               <w:rPr>
                 <w:rFonts w:ascii="PingFang TC" w:hAnsi="PingFang TC"/>
                 <w:b/>
-                <w:color w:val="D4AF37"/>
+                <w:color w:val="FFFFFF"/>
                 <w:sz w:val="17"/>
               </w:rPr>
               <w:t>區權人姓名</w:t>
@@ -220,18 +210,13 @@
               <w:left w:w="80" w:type="dxa"/>
               <w:right w:w="80" w:type="dxa"/>
             </w:tcMar>
-            <w:shd w:fill="1A1D20"/>
-            <w:shd w:fill="1A1D20"/>
-            <w:shd w:fill="1A1D20"/>
-            <w:shd w:fill="1A1D20"/>
-            <w:shd w:fill="1A1D20"/>
           </w:tcPr>
           <w:p>
             <w:r>
               <w:rPr>
                 <w:rFonts w:ascii="PingFang TC" w:hAnsi="PingFang TC"/>
                 <w:b/>
-                <w:color w:val="D4AF37"/>
+                <w:color w:val="FFFFFF"/>
                 <w:sz w:val="17"/>
               </w:rPr>
               <w:t>聯絡電話</w:t>
@@ -248,18 +233,13 @@
               <w:left w:w="80" w:type="dxa"/>
               <w:right w:w="80" w:type="dxa"/>
             </w:tcMar>
-            <w:shd w:fill="1A1D20"/>
-            <w:shd w:fill="1A1D20"/>
-            <w:shd w:fill="1A1D20"/>
-            <w:shd w:fill="1A1D20"/>
-            <w:shd w:fill="1A1D20"/>
           </w:tcPr>
           <w:p>
             <w:r>
               <w:rPr>
                 <w:rFonts w:ascii="PingFang TC" w:hAnsi="PingFang TC"/>
                 <w:b/>
-                <w:color w:val="D4AF37"/>
+                <w:color w:val="FFFFFF"/>
                 <w:sz w:val="17"/>
               </w:rPr>
               <w:t>親筆簽名</w:t>
@@ -276,18 +256,13 @@
               <w:left w:w="80" w:type="dxa"/>
               <w:right w:w="80" w:type="dxa"/>
             </w:tcMar>
-            <w:shd w:fill="1A1D20"/>
-            <w:shd w:fill="1A1D20"/>
-            <w:shd w:fill="1A1D20"/>
-            <w:shd w:fill="1A1D20"/>
-            <w:shd w:fill="1A1D20"/>
           </w:tcPr>
           <w:p>
             <w:r>
               <w:rPr>
                 <w:rFonts w:ascii="PingFang TC" w:hAnsi="PingFang TC"/>
                 <w:b/>
-                <w:color w:val="D4AF37"/>
+                <w:color w:val="FFFFFF"/>
                 <w:sz w:val="17"/>
               </w:rPr>
               <w:t>印鑑蓋章</w:t>
@@ -306,11 +281,6 @@
               <w:left w:w="80" w:type="dxa"/>
               <w:right w:w="80" w:type="dxa"/>
             </w:tcMar>
-            <w:shd w:fill="FFFDF5"/>
-            <w:shd w:fill="FFFDF5"/>
-            <w:shd w:fill="FFFDF5"/>
-            <w:shd w:fill="FFFDF5"/>
-            <w:shd w:fill="FFFDF5"/>
           </w:tcPr>
           <w:p>
             <w:r>
@@ -334,11 +304,6 @@
               <w:left w:w="80" w:type="dxa"/>
               <w:right w:w="80" w:type="dxa"/>
             </w:tcMar>
-            <w:shd w:fill="FFFDF5"/>
-            <w:shd w:fill="FFFDF5"/>
-            <w:shd w:fill="FFFDF5"/>
-            <w:shd w:fill="FFFDF5"/>
-            <w:shd w:fill="FFFDF5"/>
           </w:tcPr>
           <w:p/>
         </w:tc>
@@ -352,11 +317,6 @@
               <w:left w:w="80" w:type="dxa"/>
               <w:right w:w="80" w:type="dxa"/>
             </w:tcMar>
-            <w:shd w:fill="FFFDF5"/>
-            <w:shd w:fill="FFFDF5"/>
-            <w:shd w:fill="FFFDF5"/>
-            <w:shd w:fill="FFFDF5"/>
-            <w:shd w:fill="FFFDF5"/>
           </w:tcPr>
           <w:p/>
         </w:tc>
@@ -370,11 +330,6 @@
               <w:left w:w="80" w:type="dxa"/>
               <w:right w:w="80" w:type="dxa"/>
             </w:tcMar>
-            <w:shd w:fill="FFFDF5"/>
-            <w:shd w:fill="FFFDF5"/>
-            <w:shd w:fill="FFFDF5"/>
-            <w:shd w:fill="FFFDF5"/>
-            <w:shd w:fill="FFFDF5"/>
           </w:tcPr>
           <w:p/>
         </w:tc>
@@ -388,11 +343,6 @@
               <w:left w:w="80" w:type="dxa"/>
               <w:right w:w="80" w:type="dxa"/>
             </w:tcMar>
-            <w:shd w:fill="FFFDF5"/>
-            <w:shd w:fill="FFFDF5"/>
-            <w:shd w:fill="FFFDF5"/>
-            <w:shd w:fill="FFFDF5"/>
-            <w:shd w:fill="FFFDF5"/>
           </w:tcPr>
           <w:p/>
         </w:tc>
@@ -408,11 +358,6 @@
               <w:left w:w="80" w:type="dxa"/>
               <w:right w:w="80" w:type="dxa"/>
             </w:tcMar>
-            <w:shd w:fill="FAF8F2"/>
-            <w:shd w:fill="FAF8F2"/>
-            <w:shd w:fill="FAF8F2"/>
-            <w:shd w:fill="FAF8F2"/>
-            <w:shd w:fill="FAF8F2"/>
           </w:tcPr>
           <w:p>
             <w:r>
@@ -436,11 +381,6 @@
               <w:left w:w="80" w:type="dxa"/>
               <w:right w:w="80" w:type="dxa"/>
             </w:tcMar>
-            <w:shd w:fill="FAF8F2"/>
-            <w:shd w:fill="FAF8F2"/>
-            <w:shd w:fill="FAF8F2"/>
-            <w:shd w:fill="FAF8F2"/>
-            <w:shd w:fill="FAF8F2"/>
           </w:tcPr>
           <w:p/>
         </w:tc>
@@ -454,11 +394,6 @@
               <w:left w:w="80" w:type="dxa"/>
               <w:right w:w="80" w:type="dxa"/>
             </w:tcMar>
-            <w:shd w:fill="FAF8F2"/>
-            <w:shd w:fill="FAF8F2"/>
-            <w:shd w:fill="FAF8F2"/>
-            <w:shd w:fill="FAF8F2"/>
-            <w:shd w:fill="FAF8F2"/>
           </w:tcPr>
           <w:p/>
         </w:tc>
@@ -472,11 +407,6 @@
               <w:left w:w="80" w:type="dxa"/>
               <w:right w:w="80" w:type="dxa"/>
             </w:tcMar>
-            <w:shd w:fill="FAF8F2"/>
-            <w:shd w:fill="FAF8F2"/>
-            <w:shd w:fill="FAF8F2"/>
-            <w:shd w:fill="FAF8F2"/>
-            <w:shd w:fill="FAF8F2"/>
           </w:tcPr>
           <w:p/>
         </w:tc>
@@ -490,11 +420,6 @@
               <w:left w:w="80" w:type="dxa"/>
               <w:right w:w="80" w:type="dxa"/>
             </w:tcMar>
-            <w:shd w:fill="FAF8F2"/>
-            <w:shd w:fill="FAF8F2"/>
-            <w:shd w:fill="FAF8F2"/>
-            <w:shd w:fill="FAF8F2"/>
-            <w:shd w:fill="FAF8F2"/>
           </w:tcPr>
           <w:p/>
         </w:tc>
@@ -510,11 +435,6 @@
               <w:left w:w="80" w:type="dxa"/>
               <w:right w:w="80" w:type="dxa"/>
             </w:tcMar>
-            <w:shd w:fill="FFFDF5"/>
-            <w:shd w:fill="FFFDF5"/>
-            <w:shd w:fill="FFFDF5"/>
-            <w:shd w:fill="FFFDF5"/>
-            <w:shd w:fill="FFFDF5"/>
           </w:tcPr>
           <w:p>
             <w:r>
@@ -538,11 +458,6 @@
               <w:left w:w="80" w:type="dxa"/>
               <w:right w:w="80" w:type="dxa"/>
             </w:tcMar>
-            <w:shd w:fill="FFFDF5"/>
-            <w:shd w:fill="FFFDF5"/>
-            <w:shd w:fill="FFFDF5"/>
-            <w:shd w:fill="FFFDF5"/>
-            <w:shd w:fill="FFFDF5"/>
           </w:tcPr>
           <w:p/>
         </w:tc>
@@ -556,11 +471,6 @@
               <w:left w:w="80" w:type="dxa"/>
               <w:right w:w="80" w:type="dxa"/>
             </w:tcMar>
-            <w:shd w:fill="FFFDF5"/>
-            <w:shd w:fill="FFFDF5"/>
-            <w:shd w:fill="FFFDF5"/>
-            <w:shd w:fill="FFFDF5"/>
-            <w:shd w:fill="FFFDF5"/>
           </w:tcPr>
           <w:p/>
         </w:tc>
@@ -574,11 +484,6 @@
               <w:left w:w="80" w:type="dxa"/>
               <w:right w:w="80" w:type="dxa"/>
             </w:tcMar>
-            <w:shd w:fill="FFFDF5"/>
-            <w:shd w:fill="FFFDF5"/>
-            <w:shd w:fill="FFFDF5"/>
-            <w:shd w:fill="FFFDF5"/>
-            <w:shd w:fill="FFFDF5"/>
           </w:tcPr>
           <w:p/>
         </w:tc>
@@ -592,11 +497,6 @@
               <w:left w:w="80" w:type="dxa"/>
               <w:right w:w="80" w:type="dxa"/>
             </w:tcMar>
-            <w:shd w:fill="FFFDF5"/>
-            <w:shd w:fill="FFFDF5"/>
-            <w:shd w:fill="FFFDF5"/>
-            <w:shd w:fill="FFFDF5"/>
-            <w:shd w:fill="FFFDF5"/>
           </w:tcPr>
           <w:p/>
         </w:tc>
@@ -612,11 +512,6 @@
               <w:left w:w="80" w:type="dxa"/>
               <w:right w:w="80" w:type="dxa"/>
             </w:tcMar>
-            <w:shd w:fill="FAF8F2"/>
-            <w:shd w:fill="FAF8F2"/>
-            <w:shd w:fill="FAF8F2"/>
-            <w:shd w:fill="FAF8F2"/>
-            <w:shd w:fill="FAF8F2"/>
           </w:tcPr>
           <w:p>
             <w:r>
@@ -640,11 +535,6 @@
               <w:left w:w="80" w:type="dxa"/>
               <w:right w:w="80" w:type="dxa"/>
             </w:tcMar>
-            <w:shd w:fill="FAF8F2"/>
-            <w:shd w:fill="FAF8F2"/>
-            <w:shd w:fill="FAF8F2"/>
-            <w:shd w:fill="FAF8F2"/>
-            <w:shd w:fill="FAF8F2"/>
           </w:tcPr>
           <w:p/>
         </w:tc>
@@ -658,11 +548,6 @@
               <w:left w:w="80" w:type="dxa"/>
               <w:right w:w="80" w:type="dxa"/>
             </w:tcMar>
-            <w:shd w:fill="FAF8F2"/>
-            <w:shd w:fill="FAF8F2"/>
-            <w:shd w:fill="FAF8F2"/>
-            <w:shd w:fill="FAF8F2"/>
-            <w:shd w:fill="FAF8F2"/>
           </w:tcPr>
           <w:p/>
         </w:tc>
@@ -676,11 +561,6 @@
               <w:left w:w="80" w:type="dxa"/>
               <w:right w:w="80" w:type="dxa"/>
             </w:tcMar>
-            <w:shd w:fill="FAF8F2"/>
-            <w:shd w:fill="FAF8F2"/>
-            <w:shd w:fill="FAF8F2"/>
-            <w:shd w:fill="FAF8F2"/>
-            <w:shd w:fill="FAF8F2"/>
           </w:tcPr>
           <w:p/>
         </w:tc>
@@ -694,11 +574,6 @@
               <w:left w:w="80" w:type="dxa"/>
               <w:right w:w="80" w:type="dxa"/>
             </w:tcMar>
-            <w:shd w:fill="FAF8F2"/>
-            <w:shd w:fill="FAF8F2"/>
-            <w:shd w:fill="FAF8F2"/>
-            <w:shd w:fill="FAF8F2"/>
-            <w:shd w:fill="FAF8F2"/>
           </w:tcPr>
           <w:p/>
         </w:tc>
@@ -714,11 +589,6 @@
               <w:left w:w="80" w:type="dxa"/>
               <w:right w:w="80" w:type="dxa"/>
             </w:tcMar>
-            <w:shd w:fill="FFFDF5"/>
-            <w:shd w:fill="FFFDF5"/>
-            <w:shd w:fill="FFFDF5"/>
-            <w:shd w:fill="FFFDF5"/>
-            <w:shd w:fill="FFFDF5"/>
           </w:tcPr>
           <w:p>
             <w:r>
@@ -742,11 +612,6 @@
               <w:left w:w="80" w:type="dxa"/>
               <w:right w:w="80" w:type="dxa"/>
             </w:tcMar>
-            <w:shd w:fill="FFFDF5"/>
-            <w:shd w:fill="FFFDF5"/>
-            <w:shd w:fill="FFFDF5"/>
-            <w:shd w:fill="FFFDF5"/>
-            <w:shd w:fill="FFFDF5"/>
           </w:tcPr>
           <w:p/>
         </w:tc>
@@ -760,11 +625,6 @@
               <w:left w:w="80" w:type="dxa"/>
               <w:right w:w="80" w:type="dxa"/>
             </w:tcMar>
-            <w:shd w:fill="FFFDF5"/>
-            <w:shd w:fill="FFFDF5"/>
-            <w:shd w:fill="FFFDF5"/>
-            <w:shd w:fill="FFFDF5"/>
-            <w:shd w:fill="FFFDF5"/>
           </w:tcPr>
           <w:p/>
         </w:tc>
@@ -778,11 +638,6 @@
               <w:left w:w="80" w:type="dxa"/>
               <w:right w:w="80" w:type="dxa"/>
             </w:tcMar>
-            <w:shd w:fill="FFFDF5"/>
-            <w:shd w:fill="FFFDF5"/>
-            <w:shd w:fill="FFFDF5"/>
-            <w:shd w:fill="FFFDF5"/>
-            <w:shd w:fill="FFFDF5"/>
           </w:tcPr>
           <w:p/>
         </w:tc>
@@ -796,11 +651,6 @@
               <w:left w:w="80" w:type="dxa"/>
               <w:right w:w="80" w:type="dxa"/>
             </w:tcMar>
-            <w:shd w:fill="FFFDF5"/>
-            <w:shd w:fill="FFFDF5"/>
-            <w:shd w:fill="FFFDF5"/>
-            <w:shd w:fill="FFFDF5"/>
-            <w:shd w:fill="FFFDF5"/>
           </w:tcPr>
           <w:p/>
         </w:tc>
@@ -816,11 +666,6 @@
               <w:left w:w="80" w:type="dxa"/>
               <w:right w:w="80" w:type="dxa"/>
             </w:tcMar>
-            <w:shd w:fill="FAF8F2"/>
-            <w:shd w:fill="FAF8F2"/>
-            <w:shd w:fill="FAF8F2"/>
-            <w:shd w:fill="FAF8F2"/>
-            <w:shd w:fill="FAF8F2"/>
           </w:tcPr>
           <w:p>
             <w:r>
@@ -844,11 +689,6 @@
               <w:left w:w="80" w:type="dxa"/>
               <w:right w:w="80" w:type="dxa"/>
             </w:tcMar>
-            <w:shd w:fill="FAF8F2"/>
-            <w:shd w:fill="FAF8F2"/>
-            <w:shd w:fill="FAF8F2"/>
-            <w:shd w:fill="FAF8F2"/>
-            <w:shd w:fill="FAF8F2"/>
           </w:tcPr>
           <w:p/>
         </w:tc>
@@ -862,11 +702,6 @@
               <w:left w:w="80" w:type="dxa"/>
               <w:right w:w="80" w:type="dxa"/>
             </w:tcMar>
-            <w:shd w:fill="FAF8F2"/>
-            <w:shd w:fill="FAF8F2"/>
-            <w:shd w:fill="FAF8F2"/>
-            <w:shd w:fill="FAF8F2"/>
-            <w:shd w:fill="FAF8F2"/>
           </w:tcPr>
           <w:p/>
         </w:tc>
@@ -880,11 +715,6 @@
               <w:left w:w="80" w:type="dxa"/>
               <w:right w:w="80" w:type="dxa"/>
             </w:tcMar>
-            <w:shd w:fill="FAF8F2"/>
-            <w:shd w:fill="FAF8F2"/>
-            <w:shd w:fill="FAF8F2"/>
-            <w:shd w:fill="FAF8F2"/>
-            <w:shd w:fill="FAF8F2"/>
           </w:tcPr>
           <w:p/>
         </w:tc>
@@ -898,11 +728,6 @@
               <w:left w:w="80" w:type="dxa"/>
               <w:right w:w="80" w:type="dxa"/>
             </w:tcMar>
-            <w:shd w:fill="FAF8F2"/>
-            <w:shd w:fill="FAF8F2"/>
-            <w:shd w:fill="FAF8F2"/>
-            <w:shd w:fill="FAF8F2"/>
-            <w:shd w:fill="FAF8F2"/>
           </w:tcPr>
           <w:p/>
         </w:tc>

--- a/附件四_富宇大境共用設施無依賴切結與生活垃圾自行清運承諾書.docx
+++ b/附件四_富宇大境共用設施無依賴切結與生活垃圾自行清運承諾書.docx
@@ -4,15 +4,15 @@
   <w:body>
     <w:p>
       <w:pPr>
-        <w:spacing w:before="200" w:after="80"/>
+        <w:spacing w:before="0" w:after="40"/>
         <w:jc w:val="center"/>
       </w:pPr>
       <w:r>
         <w:rPr>
           <w:rFonts w:ascii="PingFang TC" w:hAnsi="PingFang TC"/>
           <w:b/>
-          <w:color w:val="A83212"/>
-          <w:sz w:val="32"/>
+          <w:color w:val="B8860B"/>
+          <w:sz w:val="26"/>
         </w:rPr>
         <w:t>【附件四】富宇大境（A2 區）全體區分所有權人</w:t>
         <w:br/>
@@ -21,121 +21,116 @@
     </w:p>
     <w:p>
       <w:pPr>
-        <w:spacing w:before="40" w:after="320"/>
+        <w:spacing w:before="0" w:after="80"/>
         <w:jc w:val="center"/>
       </w:pPr>
       <w:r>
         <w:rPr>
           <w:rFonts w:ascii="PingFang TC" w:hAnsi="PingFang TC"/>
-          <w:b/>
-          <w:color w:val="DE5814"/>
-          <w:sz w:val="19"/>
+          <w:color w:val="8C8273"/>
+          <w:sz w:val="16"/>
         </w:rPr>
-        <w:t>正式向主管機關與富宇大地管理委員會切結聲明：本區廢棄物完全自理，無公設依賴不可分性</w:t>
+        <w:t>正式向管理委員會與大會切結聲明：本區廢棄物完全自理，無公設依賴不可分性</w:t>
       </w:r>
     </w:p>
     <w:p>
       <w:pPr>
-        <w:spacing w:line="312" w:lineRule="auto" w:before="60" w:after="80"/>
+        <w:spacing w:line="269" w:lineRule="auto" w:before="20" w:after="20"/>
       </w:pPr>
       <w:r>
         <w:rPr>
           <w:rFonts w:ascii="PingFang TC" w:hAnsi="PingFang TC"/>
           <w:b/>
-          <w:color w:val="A83212"/>
-          <w:sz w:val="19"/>
+          <w:color w:val="B8860B"/>
+          <w:sz w:val="16"/>
         </w:rPr>
         <w:t>第一條（生活垃圾自行清運）：</w:t>
-        <w:br/>
       </w:r>
       <w:r>
         <w:rPr>
           <w:rFonts w:ascii="PingFang TC" w:hAnsi="PingFang TC"/>
-          <w:color w:val="2D3748"/>
-          <w:sz w:val="18"/>
+          <w:color w:val="1A1D20"/>
+          <w:sz w:val="16"/>
         </w:rPr>
-        <w:t>立承諾書人確認：本區（A2 大境 6 戶）透天別墅緊鄰台中市公有計畫道路龍社路，平日生活廢棄物均由住戶於門前自行等候台中市環保局公有垃圾車定時清運，完全未使用富宇大地社區內部巷道之收費垃圾子母車（睿豐廢棄物清運）。</w:t>
+        <w:t>立承諾書人確認：本區（A2 大境 6 戶）透天別墅緊鄰台中市公有計畫道路龍社路，平日生活廢棄物均由住戶於門前自行等候台中市環保局公有垃圾車定時清運，完全未使用富宇大地社區內部巷道之收費垃圾子母車。</w:t>
       </w:r>
     </w:p>
     <w:p>
       <w:pPr>
-        <w:spacing w:line="312" w:lineRule="auto" w:before="60" w:after="80"/>
+        <w:spacing w:line="269" w:lineRule="auto" w:before="20" w:after="20"/>
       </w:pPr>
       <w:r>
         <w:rPr>
           <w:rFonts w:ascii="PingFang TC" w:hAnsi="PingFang TC"/>
           <w:b/>
-          <w:color w:val="A83212"/>
-          <w:sz w:val="19"/>
+          <w:color w:val="B8860B"/>
+          <w:sz w:val="16"/>
         </w:rPr>
-        <w:t>第二條（自願放棄使用內部子母車與環保室）：</w:t>
-        <w:br/>
+        <w:t>第二條（自願放棄使用內部子母車）：</w:t>
       </w:r>
       <w:r>
         <w:rPr>
           <w:rFonts w:ascii="PingFang TC" w:hAnsi="PingFang TC"/>
-          <w:color w:val="2D3748"/>
-          <w:sz w:val="18"/>
+          <w:color w:val="1A1D20"/>
+          <w:sz w:val="16"/>
         </w:rPr>
-        <w:t>立承諾書人一致承諾：自本區獨立分割生效之日起，自願完全放棄使用富宇大地社區內部之垃圾子母車、環保室及相關清運設施，亦不再分攤大社區之任何垃圾清運費與清潔維護費。</w:t>
+        <w:t>立承諾書人一致承諾：自本區獨立分割生效之日起，自願完全放棄使用富宇大地內部之垃圾子母車及相關清運設施，亦不再分攤大社區之任何垃圾清運費與清潔維護費。</w:t>
       </w:r>
     </w:p>
     <w:p>
       <w:pPr>
-        <w:spacing w:line="312" w:lineRule="auto" w:before="60" w:after="80"/>
+        <w:spacing w:line="269" w:lineRule="auto" w:before="20" w:after="20"/>
       </w:pPr>
       <w:r>
         <w:rPr>
           <w:rFonts w:ascii="PingFang TC" w:hAnsi="PingFang TC"/>
           <w:b/>
-          <w:color w:val="A83212"/>
-          <w:sz w:val="19"/>
+          <w:color w:val="B8860B"/>
+          <w:sz w:val="16"/>
         </w:rPr>
-        <w:t>第三條（水電排污完全獨立與無機電依賴切結）：</w:t>
-        <w:br/>
+        <w:t>第三條（水電排污完全獨立切結）：</w:t>
       </w:r>
       <w:r>
         <w:rPr>
           <w:rFonts w:ascii="PingFang TC" w:hAnsi="PingFang TC"/>
-          <w:color w:val="2D3748"/>
-          <w:sz w:val="18"/>
+          <w:color w:val="1A1D20"/>
+          <w:sz w:val="16"/>
         </w:rPr>
-        <w:t>本區 6 戶出入直接銜接龍社路，無通行富宇大地內部私設巷道（如 642 巷等）之需求，亦無使用貨櫃屋管理室等公設。立切結書人確認：本區（A2 大境 6 戶）之自來水進水、自用電表、生活排水與化糞系統，均由台水、台電及市府幹管直供或獨立自理，完全無接入或依賴富宇大地大社區內部私設之加壓受水池、抽水馬達或排污中繼設備。本區水電與排污設施物理邊界完全獨立，完全符合《公寓大廈管理條例》第 26 條第 1 項「得各自獨立使用」之法定要件。</w:t>
+        <w:t>本區 6 戶出入直接銜接龍社路，無通行內部私設巷道（如 642 巷等）之需求。立切結書人確認：本區之自來水進水、自用電表、生活排水與化糞系統，均由台水、台電及市府幹管直供或獨立自理，完全無接入或依賴內部加壓水池、抽水馬達或排污中繼機電設備。完全符合《公寓大廈管理條例》第 53 條集居地區管理分流之客觀準用要件。</w:t>
       </w:r>
     </w:p>
     <w:p>
       <w:pPr>
-        <w:spacing w:line="312" w:lineRule="auto" w:before="60" w:after="80"/>
+        <w:spacing w:line="269" w:lineRule="auto" w:before="20" w:after="20"/>
       </w:pPr>
       <w:r>
         <w:rPr>
           <w:rFonts w:ascii="PingFang TC" w:hAnsi="PingFang TC"/>
           <w:b/>
-          <w:color w:val="A83212"/>
-          <w:sz w:val="19"/>
+          <w:color w:val="B8860B"/>
+          <w:sz w:val="16"/>
         </w:rPr>
         <w:t>第四條（環境維護自負責任）：</w:t>
-        <w:br/>
       </w:r>
       <w:r>
         <w:rPr>
           <w:rFonts w:ascii="PingFang TC" w:hAnsi="PingFang TC"/>
-          <w:color w:val="2D3748"/>
-          <w:sz w:val="18"/>
+          <w:color w:val="1A1D20"/>
+          <w:sz w:val="16"/>
         </w:rPr>
         <w:t>本區承諾獨立後將自律維護門前龍社路環境衛生，廢棄物定時定點投遞，絕不任意堆置公共區域，若有違反自願接受環保局及相關法令裁罰。</w:t>
       </w:r>
     </w:p>
     <w:p>
       <w:pPr>
-        <w:spacing w:before="240" w:after="120"/>
+        <w:spacing w:before="60" w:after="40"/>
       </w:pPr>
       <w:r>
         <w:rPr>
           <w:rFonts w:ascii="PingFang TC" w:hAnsi="PingFang TC"/>
           <w:b/>
-          <w:color w:val="A83212"/>
-          <w:sz w:val="21"/>
+          <w:color w:val="B8860B"/>
+          <w:sz w:val="17"/>
         </w:rPr>
         <w:t>立承諾切結書人（A2 大境全體 6 戶區權人簽章）：</w:t>
       </w:r>
@@ -147,31 +142,34 @@
         <w:tblLook w:firstColumn="1" w:firstRow="1" w:lastColumn="0" w:lastRow="0" w:noHBand="0" w:noVBand="1" w:val="04A0"/>
       </w:tblPr>
       <w:tblGrid>
-        <w:gridCol w:w="1928"/>
-        <w:gridCol w:w="1928"/>
-        <w:gridCol w:w="1928"/>
-        <w:gridCol w:w="1928"/>
-        <w:gridCol w:w="1928"/>
+        <w:gridCol w:w="1973"/>
+        <w:gridCol w:w="1973"/>
+        <w:gridCol w:w="1973"/>
+        <w:gridCol w:w="1973"/>
+        <w:gridCol w:w="1973"/>
       </w:tblGrid>
       <w:tr>
         <w:tc>
           <w:tcPr>
-            <w:tcW w:type="dxa" w:w="1928"/>
-            <w:shd w:fill="2D3748"/>
+            <w:tcW w:type="dxa" w:w="1701"/>
+            <w:shd w:fill="1A1D20"/>
             <w:tcMar>
-              <w:top w:w="100" w:type="dxa"/>
-              <w:bottom w:w="100" w:type="dxa"/>
-              <w:left w:w="80" w:type="dxa"/>
-              <w:right w:w="80" w:type="dxa"/>
+              <w:top w:w="50" w:type="dxa"/>
+              <w:bottom w:w="50" w:type="dxa"/>
+              <w:left w:w="50" w:type="dxa"/>
+              <w:right w:w="50" w:type="dxa"/>
             </w:tcMar>
           </w:tcPr>
           <w:p>
+            <w:pPr>
+              <w:spacing w:after="0"/>
+            </w:pPr>
             <w:r>
               <w:rPr>
                 <w:rFonts w:ascii="PingFang TC" w:hAnsi="PingFang TC"/>
                 <w:b/>
-                <w:color w:val="FFFFFF"/>
-                <w:sz w:val="17"/>
+                <w:color w:val="D4AF37"/>
+                <w:sz w:val="16"/>
               </w:rPr>
               <w:t>戶號門牌</w:t>
             </w:r>
@@ -179,22 +177,25 @@
         </w:tc>
         <w:tc>
           <w:tcPr>
-            <w:tcW w:type="dxa" w:w="1701"/>
-            <w:shd w:fill="2D3748"/>
+            <w:tcW w:type="dxa" w:w="1814"/>
+            <w:shd w:fill="1A1D20"/>
             <w:tcMar>
-              <w:top w:w="100" w:type="dxa"/>
-              <w:bottom w:w="100" w:type="dxa"/>
-              <w:left w:w="80" w:type="dxa"/>
-              <w:right w:w="80" w:type="dxa"/>
+              <w:top w:w="50" w:type="dxa"/>
+              <w:bottom w:w="50" w:type="dxa"/>
+              <w:left w:w="50" w:type="dxa"/>
+              <w:right w:w="50" w:type="dxa"/>
             </w:tcMar>
           </w:tcPr>
           <w:p>
+            <w:pPr>
+              <w:spacing w:after="0"/>
+            </w:pPr>
             <w:r>
               <w:rPr>
                 <w:rFonts w:ascii="PingFang TC" w:hAnsi="PingFang TC"/>
                 <w:b/>
-                <w:color w:val="FFFFFF"/>
-                <w:sz w:val="17"/>
+                <w:color w:val="D4AF37"/>
+                <w:sz w:val="16"/>
               </w:rPr>
               <w:t>區權人姓名</w:t>
             </w:r>
@@ -202,22 +203,25 @@
         </w:tc>
         <w:tc>
           <w:tcPr>
-            <w:tcW w:type="dxa" w:w="1814"/>
-            <w:shd w:fill="2D3748"/>
+            <w:tcW w:type="dxa" w:w="2041"/>
+            <w:shd w:fill="1A1D20"/>
             <w:tcMar>
-              <w:top w:w="100" w:type="dxa"/>
-              <w:bottom w:w="100" w:type="dxa"/>
-              <w:left w:w="80" w:type="dxa"/>
-              <w:right w:w="80" w:type="dxa"/>
+              <w:top w:w="50" w:type="dxa"/>
+              <w:bottom w:w="50" w:type="dxa"/>
+              <w:left w:w="50" w:type="dxa"/>
+              <w:right w:w="50" w:type="dxa"/>
             </w:tcMar>
           </w:tcPr>
           <w:p>
+            <w:pPr>
+              <w:spacing w:after="0"/>
+            </w:pPr>
             <w:r>
               <w:rPr>
                 <w:rFonts w:ascii="PingFang TC" w:hAnsi="PingFang TC"/>
                 <w:b/>
-                <w:color w:val="FFFFFF"/>
-                <w:sz w:val="17"/>
+                <w:color w:val="D4AF37"/>
+                <w:sz w:val="16"/>
               </w:rPr>
               <w:t>聯絡電話</w:t>
             </w:r>
@@ -226,21 +230,24 @@
         <w:tc>
           <w:tcPr>
             <w:tcW w:type="dxa" w:w="2154"/>
-            <w:shd w:fill="2D3748"/>
+            <w:shd w:fill="1A1D20"/>
             <w:tcMar>
-              <w:top w:w="100" w:type="dxa"/>
-              <w:bottom w:w="100" w:type="dxa"/>
-              <w:left w:w="80" w:type="dxa"/>
-              <w:right w:w="80" w:type="dxa"/>
+              <w:top w:w="50" w:type="dxa"/>
+              <w:bottom w:w="50" w:type="dxa"/>
+              <w:left w:w="50" w:type="dxa"/>
+              <w:right w:w="50" w:type="dxa"/>
             </w:tcMar>
           </w:tcPr>
           <w:p>
+            <w:pPr>
+              <w:spacing w:after="0"/>
+            </w:pPr>
             <w:r>
               <w:rPr>
                 <w:rFonts w:ascii="PingFang TC" w:hAnsi="PingFang TC"/>
                 <w:b/>
-                <w:color w:val="FFFFFF"/>
-                <w:sz w:val="17"/>
+                <w:color w:val="D4AF37"/>
+                <w:sz w:val="16"/>
               </w:rPr>
               <w:t>親筆簽名</w:t>
             </w:r>
@@ -248,24 +255,27 @@
         </w:tc>
         <w:tc>
           <w:tcPr>
-            <w:tcW w:type="dxa" w:w="2041"/>
-            <w:shd w:fill="2D3748"/>
+            <w:tcW w:type="dxa" w:w="2154"/>
+            <w:shd w:fill="1A1D20"/>
             <w:tcMar>
-              <w:top w:w="100" w:type="dxa"/>
-              <w:bottom w:w="100" w:type="dxa"/>
-              <w:left w:w="80" w:type="dxa"/>
-              <w:right w:w="80" w:type="dxa"/>
+              <w:top w:w="50" w:type="dxa"/>
+              <w:bottom w:w="50" w:type="dxa"/>
+              <w:left w:w="50" w:type="dxa"/>
+              <w:right w:w="50" w:type="dxa"/>
             </w:tcMar>
           </w:tcPr>
           <w:p>
+            <w:pPr>
+              <w:spacing w:after="0"/>
+            </w:pPr>
             <w:r>
               <w:rPr>
                 <w:rFonts w:ascii="PingFang TC" w:hAnsi="PingFang TC"/>
                 <w:b/>
-                <w:color w:val="FFFFFF"/>
-                <w:sz w:val="17"/>
+                <w:color w:val="D4AF37"/>
+                <w:sz w:val="16"/>
               </w:rPr>
-              <w:t>印鑑蓋章</w:t>
+              <w:t>印鑑蓋章 / 日期</w:t>
             </w:r>
           </w:p>
         </w:tc>
@@ -273,22 +283,25 @@
       <w:tr>
         <w:tc>
           <w:tcPr>
-            <w:tcW w:type="dxa" w:w="1928"/>
-            <w:shd w:fill="FFFBEB"/>
+            <w:tcW w:type="dxa" w:w="1701"/>
+            <w:shd w:fill="FFFDF5"/>
             <w:tcMar>
-              <w:top w:w="110" w:type="dxa"/>
-              <w:bottom w:w="110" w:type="dxa"/>
-              <w:left w:w="80" w:type="dxa"/>
-              <w:right w:w="80" w:type="dxa"/>
+              <w:top w:w="60" w:type="dxa"/>
+              <w:bottom w:w="60" w:type="dxa"/>
+              <w:left w:w="50" w:type="dxa"/>
+              <w:right w:w="50" w:type="dxa"/>
             </w:tcMar>
           </w:tcPr>
           <w:p>
+            <w:pPr>
+              <w:spacing w:after="0"/>
+            </w:pPr>
             <w:r>
               <w:rPr>
                 <w:rFonts w:ascii="PingFang TC" w:hAnsi="PingFang TC"/>
                 <w:b/>
-                <w:color w:val="A83212"/>
-                <w:sz w:val="18"/>
+                <w:color w:val="B8860B"/>
+                <w:sz w:val="16"/>
               </w:rPr>
               <w:t>龍社路 593 號</w:t>
             </w:r>
@@ -296,76 +309,95 @@
         </w:tc>
         <w:tc>
           <w:tcPr>
-            <w:tcW w:type="dxa" w:w="1701"/>
+            <w:tcW w:type="dxa" w:w="1814"/>
             <w:shd w:fill="FFFFFF"/>
             <w:tcMar>
-              <w:top w:w="110" w:type="dxa"/>
-              <w:bottom w:w="110" w:type="dxa"/>
-              <w:left w:w="80" w:type="dxa"/>
-              <w:right w:w="80" w:type="dxa"/>
+              <w:top w:w="60" w:type="dxa"/>
+              <w:bottom w:w="60" w:type="dxa"/>
+              <w:left w:w="50" w:type="dxa"/>
+              <w:right w:w="50" w:type="dxa"/>
             </w:tcMar>
           </w:tcPr>
-          <w:p/>
+          <w:p>
+            <w:pPr>
+              <w:spacing w:after="0"/>
+            </w:pPr>
+          </w:p>
         </w:tc>
         <w:tc>
           <w:tcPr>
-            <w:tcW w:type="dxa" w:w="1814"/>
+            <w:tcW w:type="dxa" w:w="2041"/>
             <w:shd w:fill="FFFFFF"/>
             <w:tcMar>
-              <w:top w:w="110" w:type="dxa"/>
-              <w:bottom w:w="110" w:type="dxa"/>
-              <w:left w:w="80" w:type="dxa"/>
-              <w:right w:w="80" w:type="dxa"/>
+              <w:top w:w="60" w:type="dxa"/>
+              <w:bottom w:w="60" w:type="dxa"/>
+              <w:left w:w="50" w:type="dxa"/>
+              <w:right w:w="50" w:type="dxa"/>
             </w:tcMar>
           </w:tcPr>
-          <w:p/>
+          <w:p>
+            <w:pPr>
+              <w:spacing w:after="0"/>
+            </w:pPr>
+          </w:p>
         </w:tc>
         <w:tc>
           <w:tcPr>
             <w:tcW w:type="dxa" w:w="2154"/>
             <w:shd w:fill="FFFFFF"/>
             <w:tcMar>
-              <w:top w:w="110" w:type="dxa"/>
-              <w:bottom w:w="110" w:type="dxa"/>
-              <w:left w:w="80" w:type="dxa"/>
-              <w:right w:w="80" w:type="dxa"/>
+              <w:top w:w="60" w:type="dxa"/>
+              <w:bottom w:w="60" w:type="dxa"/>
+              <w:left w:w="50" w:type="dxa"/>
+              <w:right w:w="50" w:type="dxa"/>
             </w:tcMar>
           </w:tcPr>
-          <w:p/>
+          <w:p>
+            <w:pPr>
+              <w:spacing w:after="0"/>
+            </w:pPr>
+          </w:p>
         </w:tc>
         <w:tc>
           <w:tcPr>
-            <w:tcW w:type="dxa" w:w="2041"/>
+            <w:tcW w:type="dxa" w:w="2154"/>
             <w:shd w:fill="FFFFFF"/>
             <w:tcMar>
-              <w:top w:w="110" w:type="dxa"/>
-              <w:bottom w:w="110" w:type="dxa"/>
-              <w:left w:w="80" w:type="dxa"/>
-              <w:right w:w="80" w:type="dxa"/>
+              <w:top w:w="60" w:type="dxa"/>
+              <w:bottom w:w="60" w:type="dxa"/>
+              <w:left w:w="50" w:type="dxa"/>
+              <w:right w:w="50" w:type="dxa"/>
             </w:tcMar>
           </w:tcPr>
-          <w:p/>
+          <w:p>
+            <w:pPr>
+              <w:spacing w:after="0"/>
+            </w:pPr>
+          </w:p>
         </w:tc>
       </w:tr>
       <w:tr>
         <w:tc>
           <w:tcPr>
-            <w:tcW w:type="dxa" w:w="1928"/>
-            <w:shd w:fill="FFFBEB"/>
+            <w:tcW w:type="dxa" w:w="1701"/>
+            <w:shd w:fill="FFFDF5"/>
             <w:tcMar>
-              <w:top w:w="110" w:type="dxa"/>
-              <w:bottom w:w="110" w:type="dxa"/>
-              <w:left w:w="80" w:type="dxa"/>
-              <w:right w:w="80" w:type="dxa"/>
+              <w:top w:w="60" w:type="dxa"/>
+              <w:bottom w:w="60" w:type="dxa"/>
+              <w:left w:w="50" w:type="dxa"/>
+              <w:right w:w="50" w:type="dxa"/>
             </w:tcMar>
           </w:tcPr>
           <w:p>
+            <w:pPr>
+              <w:spacing w:after="0"/>
+            </w:pPr>
             <w:r>
               <w:rPr>
                 <w:rFonts w:ascii="PingFang TC" w:hAnsi="PingFang TC"/>
                 <w:b/>
-                <w:color w:val="A83212"/>
-                <w:sz w:val="18"/>
+                <w:color w:val="B8860B"/>
+                <w:sz w:val="16"/>
               </w:rPr>
               <w:t>龍社路 595 號</w:t>
             </w:r>
@@ -373,76 +405,95 @@
         </w:tc>
         <w:tc>
           <w:tcPr>
-            <w:tcW w:type="dxa" w:w="1701"/>
-            <w:shd w:fill="F8FAFC"/>
+            <w:tcW w:type="dxa" w:w="1814"/>
+            <w:shd w:fill="FAF8F2"/>
             <w:tcMar>
-              <w:top w:w="110" w:type="dxa"/>
-              <w:bottom w:w="110" w:type="dxa"/>
-              <w:left w:w="80" w:type="dxa"/>
-              <w:right w:w="80" w:type="dxa"/>
+              <w:top w:w="60" w:type="dxa"/>
+              <w:bottom w:w="60" w:type="dxa"/>
+              <w:left w:w="50" w:type="dxa"/>
+              <w:right w:w="50" w:type="dxa"/>
             </w:tcMar>
           </w:tcPr>
-          <w:p/>
+          <w:p>
+            <w:pPr>
+              <w:spacing w:after="0"/>
+            </w:pPr>
+          </w:p>
         </w:tc>
         <w:tc>
           <w:tcPr>
-            <w:tcW w:type="dxa" w:w="1814"/>
-            <w:shd w:fill="F8FAFC"/>
+            <w:tcW w:type="dxa" w:w="2041"/>
+            <w:shd w:fill="FAF8F2"/>
             <w:tcMar>
-              <w:top w:w="110" w:type="dxa"/>
-              <w:bottom w:w="110" w:type="dxa"/>
-              <w:left w:w="80" w:type="dxa"/>
-              <w:right w:w="80" w:type="dxa"/>
+              <w:top w:w="60" w:type="dxa"/>
+              <w:bottom w:w="60" w:type="dxa"/>
+              <w:left w:w="50" w:type="dxa"/>
+              <w:right w:w="50" w:type="dxa"/>
             </w:tcMar>
           </w:tcPr>
-          <w:p/>
+          <w:p>
+            <w:pPr>
+              <w:spacing w:after="0"/>
+            </w:pPr>
+          </w:p>
         </w:tc>
         <w:tc>
           <w:tcPr>
             <w:tcW w:type="dxa" w:w="2154"/>
-            <w:shd w:fill="F8FAFC"/>
+            <w:shd w:fill="FAF8F2"/>
             <w:tcMar>
-              <w:top w:w="110" w:type="dxa"/>
-              <w:bottom w:w="110" w:type="dxa"/>
-              <w:left w:w="80" w:type="dxa"/>
-              <w:right w:w="80" w:type="dxa"/>
+              <w:top w:w="60" w:type="dxa"/>
+              <w:bottom w:w="60" w:type="dxa"/>
+              <w:left w:w="50" w:type="dxa"/>
+              <w:right w:w="50" w:type="dxa"/>
             </w:tcMar>
           </w:tcPr>
-          <w:p/>
+          <w:p>
+            <w:pPr>
+              <w:spacing w:after="0"/>
+            </w:pPr>
+          </w:p>
         </w:tc>
         <w:tc>
           <w:tcPr>
-            <w:tcW w:type="dxa" w:w="2041"/>
-            <w:shd w:fill="F8FAFC"/>
+            <w:tcW w:type="dxa" w:w="2154"/>
+            <w:shd w:fill="FAF8F2"/>
             <w:tcMar>
-              <w:top w:w="110" w:type="dxa"/>
-              <w:bottom w:w="110" w:type="dxa"/>
-              <w:left w:w="80" w:type="dxa"/>
-              <w:right w:w="80" w:type="dxa"/>
+              <w:top w:w="60" w:type="dxa"/>
+              <w:bottom w:w="60" w:type="dxa"/>
+              <w:left w:w="50" w:type="dxa"/>
+              <w:right w:w="50" w:type="dxa"/>
             </w:tcMar>
           </w:tcPr>
-          <w:p/>
+          <w:p>
+            <w:pPr>
+              <w:spacing w:after="0"/>
+            </w:pPr>
+          </w:p>
         </w:tc>
       </w:tr>
       <w:tr>
         <w:tc>
           <w:tcPr>
-            <w:tcW w:type="dxa" w:w="1928"/>
-            <w:shd w:fill="FFFBEB"/>
+            <w:tcW w:type="dxa" w:w="1701"/>
+            <w:shd w:fill="FFFDF5"/>
             <w:tcMar>
-              <w:top w:w="110" w:type="dxa"/>
-              <w:bottom w:w="110" w:type="dxa"/>
-              <w:left w:w="80" w:type="dxa"/>
-              <w:right w:w="80" w:type="dxa"/>
+              <w:top w:w="60" w:type="dxa"/>
+              <w:bottom w:w="60" w:type="dxa"/>
+              <w:left w:w="50" w:type="dxa"/>
+              <w:right w:w="50" w:type="dxa"/>
             </w:tcMar>
           </w:tcPr>
           <w:p>
+            <w:pPr>
+              <w:spacing w:after="0"/>
+            </w:pPr>
             <w:r>
               <w:rPr>
                 <w:rFonts w:ascii="PingFang TC" w:hAnsi="PingFang TC"/>
                 <w:b/>
-                <w:color w:val="A83212"/>
-                <w:sz w:val="18"/>
+                <w:color w:val="B8860B"/>
+                <w:sz w:val="16"/>
               </w:rPr>
               <w:t>龍社路 597 號</w:t>
             </w:r>
@@ -450,76 +501,95 @@
         </w:tc>
         <w:tc>
           <w:tcPr>
-            <w:tcW w:type="dxa" w:w="1701"/>
+            <w:tcW w:type="dxa" w:w="1814"/>
             <w:shd w:fill="FFFFFF"/>
             <w:tcMar>
-              <w:top w:w="110" w:type="dxa"/>
-              <w:bottom w:w="110" w:type="dxa"/>
-              <w:left w:w="80" w:type="dxa"/>
-              <w:right w:w="80" w:type="dxa"/>
+              <w:top w:w="60" w:type="dxa"/>
+              <w:bottom w:w="60" w:type="dxa"/>
+              <w:left w:w="50" w:type="dxa"/>
+              <w:right w:w="50" w:type="dxa"/>
             </w:tcMar>
           </w:tcPr>
-          <w:p/>
+          <w:p>
+            <w:pPr>
+              <w:spacing w:after="0"/>
+            </w:pPr>
+          </w:p>
         </w:tc>
         <w:tc>
           <w:tcPr>
-            <w:tcW w:type="dxa" w:w="1814"/>
+            <w:tcW w:type="dxa" w:w="2041"/>
             <w:shd w:fill="FFFFFF"/>
             <w:tcMar>
-              <w:top w:w="110" w:type="dxa"/>
-              <w:bottom w:w="110" w:type="dxa"/>
-              <w:left w:w="80" w:type="dxa"/>
-              <w:right w:w="80" w:type="dxa"/>
+              <w:top w:w="60" w:type="dxa"/>
+              <w:bottom w:w="60" w:type="dxa"/>
+              <w:left w:w="50" w:type="dxa"/>
+              <w:right w:w="50" w:type="dxa"/>
             </w:tcMar>
           </w:tcPr>
-          <w:p/>
+          <w:p>
+            <w:pPr>
+              <w:spacing w:after="0"/>
+            </w:pPr>
+          </w:p>
         </w:tc>
         <w:tc>
           <w:tcPr>
             <w:tcW w:type="dxa" w:w="2154"/>
             <w:shd w:fill="FFFFFF"/>
             <w:tcMar>
-              <w:top w:w="110" w:type="dxa"/>
-              <w:bottom w:w="110" w:type="dxa"/>
-              <w:left w:w="80" w:type="dxa"/>
-              <w:right w:w="80" w:type="dxa"/>
+              <w:top w:w="60" w:type="dxa"/>
+              <w:bottom w:w="60" w:type="dxa"/>
+              <w:left w:w="50" w:type="dxa"/>
+              <w:right w:w="50" w:type="dxa"/>
             </w:tcMar>
           </w:tcPr>
-          <w:p/>
+          <w:p>
+            <w:pPr>
+              <w:spacing w:after="0"/>
+            </w:pPr>
+          </w:p>
         </w:tc>
         <w:tc>
           <w:tcPr>
-            <w:tcW w:type="dxa" w:w="2041"/>
+            <w:tcW w:type="dxa" w:w="2154"/>
             <w:shd w:fill="FFFFFF"/>
             <w:tcMar>
-              <w:top w:w="110" w:type="dxa"/>
-              <w:bottom w:w="110" w:type="dxa"/>
-              <w:left w:w="80" w:type="dxa"/>
-              <w:right w:w="80" w:type="dxa"/>
+              <w:top w:w="60" w:type="dxa"/>
+              <w:bottom w:w="60" w:type="dxa"/>
+              <w:left w:w="50" w:type="dxa"/>
+              <w:right w:w="50" w:type="dxa"/>
             </w:tcMar>
           </w:tcPr>
-          <w:p/>
+          <w:p>
+            <w:pPr>
+              <w:spacing w:after="0"/>
+            </w:pPr>
+          </w:p>
         </w:tc>
       </w:tr>
       <w:tr>
         <w:tc>
           <w:tcPr>
-            <w:tcW w:type="dxa" w:w="1928"/>
-            <w:shd w:fill="FFFBEB"/>
+            <w:tcW w:type="dxa" w:w="1701"/>
+            <w:shd w:fill="FFFDF5"/>
             <w:tcMar>
-              <w:top w:w="110" w:type="dxa"/>
-              <w:bottom w:w="110" w:type="dxa"/>
-              <w:left w:w="80" w:type="dxa"/>
-              <w:right w:w="80" w:type="dxa"/>
+              <w:top w:w="60" w:type="dxa"/>
+              <w:bottom w:w="60" w:type="dxa"/>
+              <w:left w:w="50" w:type="dxa"/>
+              <w:right w:w="50" w:type="dxa"/>
             </w:tcMar>
           </w:tcPr>
           <w:p>
+            <w:pPr>
+              <w:spacing w:after="0"/>
+            </w:pPr>
             <w:r>
               <w:rPr>
                 <w:rFonts w:ascii="PingFang TC" w:hAnsi="PingFang TC"/>
                 <w:b/>
-                <w:color w:val="A83212"/>
-                <w:sz w:val="18"/>
+                <w:color w:val="B8860B"/>
+                <w:sz w:val="16"/>
               </w:rPr>
               <w:t>龍社路 599 號</w:t>
             </w:r>
@@ -527,76 +597,95 @@
         </w:tc>
         <w:tc>
           <w:tcPr>
-            <w:tcW w:type="dxa" w:w="1701"/>
-            <w:shd w:fill="F8FAFC"/>
+            <w:tcW w:type="dxa" w:w="1814"/>
+            <w:shd w:fill="FAF8F2"/>
             <w:tcMar>
-              <w:top w:w="110" w:type="dxa"/>
-              <w:bottom w:w="110" w:type="dxa"/>
-              <w:left w:w="80" w:type="dxa"/>
-              <w:right w:w="80" w:type="dxa"/>
+              <w:top w:w="60" w:type="dxa"/>
+              <w:bottom w:w="60" w:type="dxa"/>
+              <w:left w:w="50" w:type="dxa"/>
+              <w:right w:w="50" w:type="dxa"/>
             </w:tcMar>
           </w:tcPr>
-          <w:p/>
+          <w:p>
+            <w:pPr>
+              <w:spacing w:after="0"/>
+            </w:pPr>
+          </w:p>
         </w:tc>
         <w:tc>
           <w:tcPr>
-            <w:tcW w:type="dxa" w:w="1814"/>
-            <w:shd w:fill="F8FAFC"/>
+            <w:tcW w:type="dxa" w:w="2041"/>
+            <w:shd w:fill="FAF8F2"/>
             <w:tcMar>
-              <w:top w:w="110" w:type="dxa"/>
-              <w:bottom w:w="110" w:type="dxa"/>
-              <w:left w:w="80" w:type="dxa"/>
-              <w:right w:w="80" w:type="dxa"/>
+              <w:top w:w="60" w:type="dxa"/>
+              <w:bottom w:w="60" w:type="dxa"/>
+              <w:left w:w="50" w:type="dxa"/>
+              <w:right w:w="50" w:type="dxa"/>
             </w:tcMar>
           </w:tcPr>
-          <w:p/>
+          <w:p>
+            <w:pPr>
+              <w:spacing w:after="0"/>
+            </w:pPr>
+          </w:p>
         </w:tc>
         <w:tc>
           <w:tcPr>
             <w:tcW w:type="dxa" w:w="2154"/>
-            <w:shd w:fill="F8FAFC"/>
+            <w:shd w:fill="FAF8F2"/>
             <w:tcMar>
-              <w:top w:w="110" w:type="dxa"/>
-              <w:bottom w:w="110" w:type="dxa"/>
-              <w:left w:w="80" w:type="dxa"/>
-              <w:right w:w="80" w:type="dxa"/>
+              <w:top w:w="60" w:type="dxa"/>
+              <w:bottom w:w="60" w:type="dxa"/>
+              <w:left w:w="50" w:type="dxa"/>
+              <w:right w:w="50" w:type="dxa"/>
             </w:tcMar>
           </w:tcPr>
-          <w:p/>
+          <w:p>
+            <w:pPr>
+              <w:spacing w:after="0"/>
+            </w:pPr>
+          </w:p>
         </w:tc>
         <w:tc>
           <w:tcPr>
-            <w:tcW w:type="dxa" w:w="2041"/>
-            <w:shd w:fill="F8FAFC"/>
+            <w:tcW w:type="dxa" w:w="2154"/>
+            <w:shd w:fill="FAF8F2"/>
             <w:tcMar>
-              <w:top w:w="110" w:type="dxa"/>
-              <w:bottom w:w="110" w:type="dxa"/>
-              <w:left w:w="80" w:type="dxa"/>
-              <w:right w:w="80" w:type="dxa"/>
+              <w:top w:w="60" w:type="dxa"/>
+              <w:bottom w:w="60" w:type="dxa"/>
+              <w:left w:w="50" w:type="dxa"/>
+              <w:right w:w="50" w:type="dxa"/>
             </w:tcMar>
           </w:tcPr>
-          <w:p/>
+          <w:p>
+            <w:pPr>
+              <w:spacing w:after="0"/>
+            </w:pPr>
+          </w:p>
         </w:tc>
       </w:tr>
       <w:tr>
         <w:tc>
           <w:tcPr>
-            <w:tcW w:type="dxa" w:w="1928"/>
-            <w:shd w:fill="FFFBEB"/>
+            <w:tcW w:type="dxa" w:w="1701"/>
+            <w:shd w:fill="FFFDF5"/>
             <w:tcMar>
-              <w:top w:w="110" w:type="dxa"/>
-              <w:bottom w:w="110" w:type="dxa"/>
-              <w:left w:w="80" w:type="dxa"/>
-              <w:right w:w="80" w:type="dxa"/>
+              <w:top w:w="60" w:type="dxa"/>
+              <w:bottom w:w="60" w:type="dxa"/>
+              <w:left w:w="50" w:type="dxa"/>
+              <w:right w:w="50" w:type="dxa"/>
             </w:tcMar>
           </w:tcPr>
           <w:p>
+            <w:pPr>
+              <w:spacing w:after="0"/>
+            </w:pPr>
             <w:r>
               <w:rPr>
                 <w:rFonts w:ascii="PingFang TC" w:hAnsi="PingFang TC"/>
                 <w:b/>
-                <w:color w:val="A83212"/>
-                <w:sz w:val="18"/>
+                <w:color w:val="B8860B"/>
+                <w:sz w:val="16"/>
               </w:rPr>
               <w:t>龍社路 601 號</w:t>
             </w:r>
@@ -604,76 +693,95 @@
         </w:tc>
         <w:tc>
           <w:tcPr>
-            <w:tcW w:type="dxa" w:w="1701"/>
+            <w:tcW w:type="dxa" w:w="1814"/>
             <w:shd w:fill="FFFFFF"/>
             <w:tcMar>
-              <w:top w:w="110" w:type="dxa"/>
-              <w:bottom w:w="110" w:type="dxa"/>
-              <w:left w:w="80" w:type="dxa"/>
-              <w:right w:w="80" w:type="dxa"/>
+              <w:top w:w="60" w:type="dxa"/>
+              <w:bottom w:w="60" w:type="dxa"/>
+              <w:left w:w="50" w:type="dxa"/>
+              <w:right w:w="50" w:type="dxa"/>
             </w:tcMar>
           </w:tcPr>
-          <w:p/>
+          <w:p>
+            <w:pPr>
+              <w:spacing w:after="0"/>
+            </w:pPr>
+          </w:p>
         </w:tc>
         <w:tc>
           <w:tcPr>
-            <w:tcW w:type="dxa" w:w="1814"/>
+            <w:tcW w:type="dxa" w:w="2041"/>
             <w:shd w:fill="FFFFFF"/>
             <w:tcMar>
-              <w:top w:w="110" w:type="dxa"/>
-              <w:bottom w:w="110" w:type="dxa"/>
-              <w:left w:w="80" w:type="dxa"/>
-              <w:right w:w="80" w:type="dxa"/>
+              <w:top w:w="60" w:type="dxa"/>
+              <w:bottom w:w="60" w:type="dxa"/>
+              <w:left w:w="50" w:type="dxa"/>
+              <w:right w:w="50" w:type="dxa"/>
             </w:tcMar>
           </w:tcPr>
-          <w:p/>
+          <w:p>
+            <w:pPr>
+              <w:spacing w:after="0"/>
+            </w:pPr>
+          </w:p>
         </w:tc>
         <w:tc>
           <w:tcPr>
             <w:tcW w:type="dxa" w:w="2154"/>
             <w:shd w:fill="FFFFFF"/>
             <w:tcMar>
-              <w:top w:w="110" w:type="dxa"/>
-              <w:bottom w:w="110" w:type="dxa"/>
-              <w:left w:w="80" w:type="dxa"/>
-              <w:right w:w="80" w:type="dxa"/>
+              <w:top w:w="60" w:type="dxa"/>
+              <w:bottom w:w="60" w:type="dxa"/>
+              <w:left w:w="50" w:type="dxa"/>
+              <w:right w:w="50" w:type="dxa"/>
             </w:tcMar>
           </w:tcPr>
-          <w:p/>
+          <w:p>
+            <w:pPr>
+              <w:spacing w:after="0"/>
+            </w:pPr>
+          </w:p>
         </w:tc>
         <w:tc>
           <w:tcPr>
-            <w:tcW w:type="dxa" w:w="2041"/>
+            <w:tcW w:type="dxa" w:w="2154"/>
             <w:shd w:fill="FFFFFF"/>
             <w:tcMar>
-              <w:top w:w="110" w:type="dxa"/>
-              <w:bottom w:w="110" w:type="dxa"/>
-              <w:left w:w="80" w:type="dxa"/>
-              <w:right w:w="80" w:type="dxa"/>
+              <w:top w:w="60" w:type="dxa"/>
+              <w:bottom w:w="60" w:type="dxa"/>
+              <w:left w:w="50" w:type="dxa"/>
+              <w:right w:w="50" w:type="dxa"/>
             </w:tcMar>
           </w:tcPr>
-          <w:p/>
+          <w:p>
+            <w:pPr>
+              <w:spacing w:after="0"/>
+            </w:pPr>
+          </w:p>
         </w:tc>
       </w:tr>
       <w:tr>
         <w:tc>
           <w:tcPr>
-            <w:tcW w:type="dxa" w:w="1928"/>
-            <w:shd w:fill="FFFBEB"/>
+            <w:tcW w:type="dxa" w:w="1701"/>
+            <w:shd w:fill="FFFDF5"/>
             <w:tcMar>
-              <w:top w:w="110" w:type="dxa"/>
-              <w:bottom w:w="110" w:type="dxa"/>
-              <w:left w:w="80" w:type="dxa"/>
-              <w:right w:w="80" w:type="dxa"/>
+              <w:top w:w="60" w:type="dxa"/>
+              <w:bottom w:w="60" w:type="dxa"/>
+              <w:left w:w="50" w:type="dxa"/>
+              <w:right w:w="50" w:type="dxa"/>
             </w:tcMar>
           </w:tcPr>
           <w:p>
+            <w:pPr>
+              <w:spacing w:after="0"/>
+            </w:pPr>
             <w:r>
               <w:rPr>
                 <w:rFonts w:ascii="PingFang TC" w:hAnsi="PingFang TC"/>
                 <w:b/>
-                <w:color w:val="A83212"/>
-                <w:sz w:val="18"/>
+                <w:color w:val="B8860B"/>
+                <w:sz w:val="16"/>
               </w:rPr>
               <w:t>龍社路 603 號</w:t>
             </w:r>
@@ -681,69 +789,85 @@
         </w:tc>
         <w:tc>
           <w:tcPr>
-            <w:tcW w:type="dxa" w:w="1701"/>
-            <w:shd w:fill="F8FAFC"/>
+            <w:tcW w:type="dxa" w:w="1814"/>
+            <w:shd w:fill="FAF8F2"/>
             <w:tcMar>
-              <w:top w:w="110" w:type="dxa"/>
-              <w:bottom w:w="110" w:type="dxa"/>
-              <w:left w:w="80" w:type="dxa"/>
-              <w:right w:w="80" w:type="dxa"/>
+              <w:top w:w="60" w:type="dxa"/>
+              <w:bottom w:w="60" w:type="dxa"/>
+              <w:left w:w="50" w:type="dxa"/>
+              <w:right w:w="50" w:type="dxa"/>
             </w:tcMar>
           </w:tcPr>
-          <w:p/>
+          <w:p>
+            <w:pPr>
+              <w:spacing w:after="0"/>
+            </w:pPr>
+          </w:p>
         </w:tc>
         <w:tc>
           <w:tcPr>
-            <w:tcW w:type="dxa" w:w="1814"/>
-            <w:shd w:fill="F8FAFC"/>
+            <w:tcW w:type="dxa" w:w="2041"/>
+            <w:shd w:fill="FAF8F2"/>
             <w:tcMar>
-              <w:top w:w="110" w:type="dxa"/>
-              <w:bottom w:w="110" w:type="dxa"/>
-              <w:left w:w="80" w:type="dxa"/>
-              <w:right w:w="80" w:type="dxa"/>
+              <w:top w:w="60" w:type="dxa"/>
+              <w:bottom w:w="60" w:type="dxa"/>
+              <w:left w:w="50" w:type="dxa"/>
+              <w:right w:w="50" w:type="dxa"/>
             </w:tcMar>
           </w:tcPr>
-          <w:p/>
+          <w:p>
+            <w:pPr>
+              <w:spacing w:after="0"/>
+            </w:pPr>
+          </w:p>
         </w:tc>
         <w:tc>
           <w:tcPr>
             <w:tcW w:type="dxa" w:w="2154"/>
-            <w:shd w:fill="F8FAFC"/>
+            <w:shd w:fill="FAF8F2"/>
             <w:tcMar>
-              <w:top w:w="110" w:type="dxa"/>
-              <w:bottom w:w="110" w:type="dxa"/>
-              <w:left w:w="80" w:type="dxa"/>
-              <w:right w:w="80" w:type="dxa"/>
+              <w:top w:w="60" w:type="dxa"/>
+              <w:bottom w:w="60" w:type="dxa"/>
+              <w:left w:w="50" w:type="dxa"/>
+              <w:right w:w="50" w:type="dxa"/>
             </w:tcMar>
           </w:tcPr>
-          <w:p/>
+          <w:p>
+            <w:pPr>
+              <w:spacing w:after="0"/>
+            </w:pPr>
+          </w:p>
         </w:tc>
         <w:tc>
           <w:tcPr>
-            <w:tcW w:type="dxa" w:w="2041"/>
-            <w:shd w:fill="F8FAFC"/>
+            <w:tcW w:type="dxa" w:w="2154"/>
+            <w:shd w:fill="FAF8F2"/>
             <w:tcMar>
-              <w:top w:w="110" w:type="dxa"/>
-              <w:bottom w:w="110" w:type="dxa"/>
-              <w:left w:w="80" w:type="dxa"/>
-              <w:right w:w="80" w:type="dxa"/>
+              <w:top w:w="60" w:type="dxa"/>
+              <w:bottom w:w="60" w:type="dxa"/>
+              <w:left w:w="50" w:type="dxa"/>
+              <w:right w:w="50" w:type="dxa"/>
             </w:tcMar>
           </w:tcPr>
-          <w:p/>
+          <w:p>
+            <w:pPr>
+              <w:spacing w:after="0"/>
+            </w:pPr>
+          </w:p>
         </w:tc>
       </w:tr>
     </w:tbl>
     <w:p>
       <w:pPr>
-        <w:spacing w:before="400"/>
+        <w:spacing w:before="80" w:after="0"/>
         <w:jc w:val="right"/>
       </w:pPr>
       <w:r>
         <w:rPr>
           <w:rFonts w:ascii="PingFang TC" w:hAnsi="PingFang TC"/>
           <w:b/>
-          <w:color w:val="2D3748"/>
-          <w:sz w:val="19"/>
+          <w:color w:val="1A1D20"/>
+          <w:sz w:val="16"/>
         </w:rPr>
         <w:t>中華民國 115 年 _____ 月 _____ 日</w:t>
       </w:r>
@@ -752,7 +876,7 @@
       <w:headerReference w:type="default" r:id="rId9"/>
       <w:footerReference w:type="default" r:id="rId10"/>
       <w:pgSz w:w="11906" w:h="16838"/>
-      <w:pgMar w:top="1134" w:right="1134" w:bottom="1134" w:left="1134" w:header="720" w:footer="720" w:gutter="0"/>
+      <w:pgMar w:top="794" w:right="1020" w:bottom="794" w:left="1020" w:header="720" w:footer="720" w:gutter="0"/>
       <w:cols w:space="720"/>
       <w:docGrid w:linePitch="360"/>
     </w:sectPr>
@@ -825,10 +949,10 @@
     <w:r>
       <w:rPr>
         <w:rFonts w:ascii="PingFang TC" w:hAnsi="PingFang TC"/>
-        <w:color w:val="718096"/>
-        <w:sz w:val="17"/>
-      </w:rPr>
-      <w:t>附件四：共用設施無依賴切結與生活垃圾自行清運承諾書 ｜ 法定附件</w:t>
+        <w:color w:val="8C8273"/>
+        <w:sz w:val="16"/>
+      </w:rPr>
+      <w:t>附件四：富宇大境共用設施無依賴切結與生活垃圾自行清運承諾書 ｜ 專案編號：FY-SPLIT-2026-A2</w:t>
     </w:r>
   </w:p>
 </w:hdr>
